--- a/courses/mathematical-physics/scalar-field.docx
+++ b/courses/mathematical-physics/scalar-field.docx
@@ -1680,21 +1680,12 @@
         <w:t xml:space="preserve"> </w:t>
       </w:r>
       <w:r>
-        <w:t xml:space="preserve">A liberdade de fase corresponde à ambiguidade na definição das soluções complexas: podemos escolher</w:t>
+        <w:t xml:space="preserve">A liberdade de fase corresponde à ambiguidade na definição das soluções complexas: dadas duas soluções reais independentes</w:t>
       </w:r>
       <w:r>
         <w:t xml:space="preserve"> </w:t>
       </w:r>
       <m:oMath>
-        <m:r>
-          <m:t>V</m:t>
-        </m:r>
-        <m:r>
-          <m:rPr>
-            <m:sty m:val="p"/>
-          </m:rPr>
-          <m:t>=</m:t>
-        </m:r>
         <m:sSub>
           <m:e>
             <m:r>
@@ -1704,27 +1695,6 @@
           <m:sub>
             <m:r>
               <m:t>1</m:t>
-            </m:r>
-          </m:sub>
-        </m:sSub>
-        <m:r>
-          <m:rPr>
-            <m:sty m:val="p"/>
-          </m:rPr>
-          <m:t>+</m:t>
-        </m:r>
-        <m:r>
-          <m:t>i</m:t>
-        </m:r>
-        <m:sSub>
-          <m:e>
-            <m:r>
-              <m:t>V</m:t>
-            </m:r>
-          </m:e>
-          <m:sub>
-            <m:r>
-              <m:t>2</m:t>
             </m:r>
           </m:sub>
         </m:sSub>
@@ -1733,21 +1703,79 @@
         <w:t xml:space="preserve"> </w:t>
       </w:r>
       <w:r>
+        <w:t xml:space="preserve">e</w:t>
+      </w:r>
+      <w:r>
+        <w:t xml:space="preserve"> </w:t>
+      </w:r>
+      <m:oMath>
+        <m:sSub>
+          <m:e>
+            <m:r>
+              <m:t>V</m:t>
+            </m:r>
+          </m:e>
+          <m:sub>
+            <m:r>
+              <m:t>2</m:t>
+            </m:r>
+          </m:sub>
+        </m:sSub>
+      </m:oMath>
+      <w:r>
+        <w:t xml:space="preserve"> </w:t>
+      </w:r>
+      <w:r>
+        <w:t xml:space="preserve">(como na construção da aula anterior), podemos escolher</w:t>
+      </w:r>
+      <w:r>
+        <w:t xml:space="preserve"> </w:t>
+      </w:r>
+      <m:oMath>
+        <m:sSub>
+          <m:e>
+            <m:r>
+              <m:t>V</m:t>
+            </m:r>
+          </m:e>
+          <m:sub>
+            <m:r>
+              <m:t>1</m:t>
+            </m:r>
+          </m:sub>
+        </m:sSub>
+        <m:r>
+          <m:rPr>
+            <m:sty m:val="p"/>
+          </m:rPr>
+          <m:t>+</m:t>
+        </m:r>
+        <m:r>
+          <m:t>i</m:t>
+        </m:r>
+        <m:sSub>
+          <m:e>
+            <m:r>
+              <m:t>V</m:t>
+            </m:r>
+          </m:e>
+          <m:sub>
+            <m:r>
+              <m:t>2</m:t>
+            </m:r>
+          </m:sub>
+        </m:sSub>
+      </m:oMath>
+      <w:r>
+        <w:t xml:space="preserve"> </w:t>
+      </w:r>
+      <w:r>
         <w:t xml:space="preserve">ou</w:t>
       </w:r>
       <w:r>
         <w:t xml:space="preserve"> </w:t>
       </w:r>
       <m:oMath>
-        <m:r>
-          <m:t>V</m:t>
-        </m:r>
-        <m:r>
-          <m:rPr>
-            <m:sty m:val="p"/>
-          </m:rPr>
-          <m:t>=</m:t>
-        </m:r>
         <m:sSub>
           <m:e>
             <m:r>
@@ -5411,6 +5439,29 @@
         </m:sSub>
       </m:oMath>
       <w:r>
+        <w:t xml:space="preserve"> </w:t>
+      </w:r>
+      <w:r>
+        <w:t xml:space="preserve">e usando a regra de Leibniz no limite superior</w:t>
+      </w:r>
+      <w:r>
+        <w:t xml:space="preserve"> </w:t>
+      </w:r>
+      <m:oMath>
+        <m:sSub>
+          <m:e>
+            <m:r>
+              <m:t>x</m:t>
+            </m:r>
+          </m:e>
+          <m:sub>
+            <m:r>
+              <m:t>0</m:t>
+            </m:r>
+          </m:sub>
+        </m:sSub>
+      </m:oMath>
+      <w:r>
         <w:t xml:space="preserve">, obtemos:</w:t>
       </w:r>
     </w:p>
@@ -5423,18 +5474,47 @@
           <m:jc m:val="center"/>
         </m:oMathParaPr>
         <m:oMath>
+          <m:r>
+            <m:rPr>
+              <m:sty m:val="p"/>
+            </m:rPr>
+            <m:t>(</m:t>
+          </m:r>
+          <m:r>
+            <m:rPr>
+              <m:sty m:val="p"/>
+            </m:rPr>
+            <m:t>□</m:t>
+          </m:r>
+          <m:r>
+            <m:rPr>
+              <m:sty m:val="p"/>
+            </m:rPr>
+            <m:t>+</m:t>
+          </m:r>
+          <m:sSup>
+            <m:e>
+              <m:r>
+                <m:t>m</m:t>
+              </m:r>
+            </m:e>
+            <m:sup>
+              <m:r>
+                <m:t>2</m:t>
+              </m:r>
+            </m:sup>
+          </m:sSup>
+          <m:r>
+            <m:rPr>
+              <m:sty m:val="p"/>
+            </m:rPr>
+            <m:t>)</m:t>
+          </m:r>
           <m:sSub>
             <m:e>
-              <m:acc>
-                <m:accPr>
-                  <m:chr m:val="̇"/>
-                </m:accPr>
-                <m:e>
-                  <m:r>
-                    <m:t>ϕ</m:t>
-                  </m:r>
-                </m:e>
-              </m:acc>
+              <m:r>
+                <m:t>ϕ</m:t>
+              </m:r>
             </m:e>
             <m:sub>
               <m:r>
@@ -5451,60 +5531,6 @@
           <m:r>
             <m:t>J</m:t>
           </m:r>
-          <m:r>
-            <m:rPr>
-              <m:sty m:val="p"/>
-            </m:rPr>
-            <m:t>+</m:t>
-          </m:r>
-          <m:r>
-            <m:rPr>
-              <m:sty m:val="p"/>
-            </m:rPr>
-            <m:t>(</m:t>
-          </m:r>
-          <m:r>
-            <m:rPr>
-              <m:sty m:val="p"/>
-            </m:rPr>
-            <m:t>□</m:t>
-          </m:r>
-          <m:r>
-            <m:rPr>
-              <m:sty m:val="p"/>
-            </m:rPr>
-            <m:t>+</m:t>
-          </m:r>
-          <m:sSup>
-            <m:e>
-              <m:r>
-                <m:t>m</m:t>
-              </m:r>
-            </m:e>
-            <m:sup>
-              <m:r>
-                <m:t>2</m:t>
-              </m:r>
-            </m:sup>
-          </m:sSup>
-          <m:r>
-            <m:rPr>
-              <m:sty m:val="p"/>
-            </m:rPr>
-            <m:t>)</m:t>
-          </m:r>
-          <m:sSub>
-            <m:e>
-              <m:r>
-                <m:t>ϕ</m:t>
-              </m:r>
-            </m:e>
-            <m:sub>
-              <m:r>
-                <m:t>J</m:t>
-              </m:r>
-            </m:sub>
-          </m:sSub>
         </m:oMath>
       </m:oMathPara>
     </w:p>
@@ -5964,7 +5990,7 @@
         <w:t xml:space="preserve"> </w:t>
       </w:r>
       <w:r>
-        <w:t xml:space="preserve">Este é o propagador de Feynman para o campo escalar, que será fundamental para o cálculo de amplitudes de espalhamento.</w:t>
+        <w:t xml:space="preserve">Este é o propagador retardado para o campo escalar, que será fundamental para o cálculo de amplitudes de espalhamento.</w:t>
       </w:r>
     </w:p>
     <w:bookmarkEnd w:id="26"/>
@@ -8907,13 +8933,23 @@
       </w:r>
     </w:p>
     <w:bookmarkEnd w:id="33"/>
-    <w:bookmarkStart w:id="34" w:name="exercício-4-escolha-do-vácuo"/>
+    <w:bookmarkStart w:id="34" w:name="exercício-4-escolha-do-vácuo-essencial"/>
     <w:p>
       <w:pPr>
         <w:pStyle w:val="Heading2"/>
       </w:pPr>
       <w:r>
         <w:t xml:space="preserve">7.4 Exercício 4: Escolha do Vácuo</w:t>
+      </w:r>
+      <w:r>
+        <w:t xml:space="preserve"> </w:t>
+      </w:r>
+      <w:r>
+        <w:rPr>
+          <w:b/>
+          <w:bCs/>
+        </w:rPr>
+        <w:t xml:space="preserve">(Essencial)</w:t>
       </w:r>
     </w:p>
     <w:p>
@@ -10339,13 +10375,23 @@
       </w:r>
     </w:p>
     <w:bookmarkEnd w:id="38"/>
-    <w:bookmarkStart w:id="39" w:name="exercício-9-propagador-retardado"/>
+    <w:bookmarkStart w:id="39" w:name="X4ace2930e70022a668e6d11a364339654cf7f18"/>
     <w:p>
       <w:pPr>
         <w:pStyle w:val="Heading2"/>
       </w:pPr>
       <w:r>
         <w:t xml:space="preserve">7.9 Exercício 9: Propagador Retardado</w:t>
+      </w:r>
+      <w:r>
+        <w:t xml:space="preserve"> </w:t>
+      </w:r>
+      <w:r>
+        <w:rPr>
+          <w:b/>
+          <w:bCs/>
+        </w:rPr>
+        <w:t xml:space="preserve">(Essencial)</w:t>
       </w:r>
     </w:p>
     <w:p>

--- a/courses/mathematical-physics/scalar-field.docx
+++ b/courses/mathematical-physics/scalar-field.docx
@@ -653,12 +653,6 @@
             <m:t>=</m:t>
           </m:r>
           <m:r>
-            <m:rPr>
-              <m:sty m:val="p"/>
-            </m:rPr>
-            <m:t>−</m:t>
-          </m:r>
-          <m:r>
             <m:t>i</m:t>
           </m:r>
           <m:nary>
@@ -918,12 +912,6 @@
             <m:t>=</m:t>
           </m:r>
           <m:r>
-            <m:rPr>
-              <m:sty m:val="p"/>
-            </m:rPr>
-            <m:t>−</m:t>
-          </m:r>
-          <m:r>
             <m:t>i</m:t>
           </m:r>
           <m:d>
@@ -1122,12 +1110,6 @@
           <m:jc m:val="center"/>
         </m:oMathParaPr>
         <m:oMath>
-          <m:r>
-            <m:rPr>
-              <m:sty m:val="p"/>
-            </m:rPr>
-            <m:t>−</m:t>
-          </m:r>
           <m:r>
             <m:t>i</m:t>
           </m:r>
@@ -1320,6 +1302,12 @@
               <m:sty m:val="p"/>
             </m:rPr>
             <m:t>=</m:t>
+          </m:r>
+          <m:r>
+            <m:rPr>
+              <m:sty m:val="p"/>
+            </m:rPr>
+            <m:t>−</m:t>
           </m:r>
           <m:r>
             <m:t>1</m:t>
@@ -2715,95 +2703,51 @@
               </m:rad>
             </m:den>
           </m:f>
-          <m:f>
-            <m:fPr>
-              <m:type m:val="bar"/>
-            </m:fPr>
-            <m:num>
-              <m:sSup>
+          <m:sSup>
+            <m:e>
+              <m:r>
+                <m:t>e</m:t>
+              </m:r>
+            </m:e>
+            <m:sup>
+              <m:r>
+                <m:rPr>
+                  <m:sty m:val="p"/>
+                </m:rPr>
+                <m:t>−</m:t>
+              </m:r>
+              <m:r>
+                <m:t>i</m:t>
+              </m:r>
+              <m:sSub>
                 <m:e>
                   <m:r>
-                    <m:t>e</m:t>
+                    <m:t>ω</m:t>
                   </m:r>
                 </m:e>
-                <m:sup>
+                <m:sub>
                   <m:r>
                     <m:rPr>
-                      <m:sty m:val="p"/>
+                      <m:sty m:val="b"/>
                     </m:rPr>
-                    <m:t>−</m:t>
-                  </m:r>
-                  <m:r>
-                    <m:t>i</m:t>
-                  </m:r>
-                  <m:sSub>
-                    <m:e>
-                      <m:r>
-                        <m:t>ω</m:t>
-                      </m:r>
-                    </m:e>
-                    <m:sub>
-                      <m:r>
-                        <m:rPr>
-                          <m:sty m:val="b"/>
-                        </m:rPr>
-                        <m:t>k</m:t>
-                      </m:r>
-                    </m:sub>
-                  </m:sSub>
-                  <m:sSub>
-                    <m:e>
-                      <m:r>
-                        <m:t>x</m:t>
-                      </m:r>
-                    </m:e>
-                    <m:sub>
-                      <m:r>
-                        <m:t>0</m:t>
-                      </m:r>
-                    </m:sub>
-                  </m:sSub>
-                </m:sup>
-              </m:sSup>
-            </m:num>
-            <m:den>
-              <m:rad>
-                <m:radPr>
-                  <m:degHide m:val="on"/>
-                </m:radPr>
-                <m:deg/>
+                    <m:t>k</m:t>
+                  </m:r>
+                </m:sub>
+              </m:sSub>
+              <m:sSub>
                 <m:e>
                   <m:r>
-                    <m:rPr>
-                      <m:sty m:val="p"/>
-                    </m:rPr>
-                    <m:t>(</m:t>
-                  </m:r>
-                  <m:r>
-                    <m:t>2</m:t>
-                  </m:r>
-                  <m:r>
-                    <m:t>π</m:t>
-                  </m:r>
-                  <m:sSup>
-                    <m:e>
-                      <m:r>
-                        <m:rPr>
-                          <m:sty m:val="p"/>
-                        </m:rPr>
-                        <m:t>)</m:t>
-                      </m:r>
-                    </m:e>
-                    <m:sup>
-                      <m:r>
-                        <m:t>3</m:t>
-                      </m:r>
-                    </m:sup>
-                  </m:sSup>
+                    <m:t>x</m:t>
+                  </m:r>
                 </m:e>
-              </m:rad>
-            </m:den>
-          </m:f>
+                <m:sub>
+                  <m:r>
+                    <m:t>0</m:t>
+                  </m:r>
+                </m:sub>
+              </m:sSub>
+            </m:sup>
+          </m:sSup>
           <m:sSup>
             <m:e>
               <m:r>
@@ -2911,95 +2855,51 @@
               </m:f>
             </m:e>
           </m:rad>
-          <m:f>
-            <m:fPr>
-              <m:type m:val="bar"/>
-            </m:fPr>
-            <m:num>
-              <m:sSup>
+          <m:sSup>
+            <m:e>
+              <m:r>
+                <m:t>e</m:t>
+              </m:r>
+            </m:e>
+            <m:sup>
+              <m:r>
+                <m:rPr>
+                  <m:sty m:val="p"/>
+                </m:rPr>
+                <m:t>−</m:t>
+              </m:r>
+              <m:r>
+                <m:t>i</m:t>
+              </m:r>
+              <m:sSub>
                 <m:e>
                   <m:r>
-                    <m:t>e</m:t>
+                    <m:t>ω</m:t>
                   </m:r>
                 </m:e>
-                <m:sup>
+                <m:sub>
                   <m:r>
                     <m:rPr>
-                      <m:sty m:val="p"/>
+                      <m:sty m:val="b"/>
                     </m:rPr>
-                    <m:t>−</m:t>
-                  </m:r>
-                  <m:r>
-                    <m:t>i</m:t>
-                  </m:r>
-                  <m:sSub>
-                    <m:e>
-                      <m:r>
-                        <m:t>ω</m:t>
-                      </m:r>
-                    </m:e>
-                    <m:sub>
-                      <m:r>
-                        <m:rPr>
-                          <m:sty m:val="b"/>
-                        </m:rPr>
-                        <m:t>k</m:t>
-                      </m:r>
-                    </m:sub>
-                  </m:sSub>
-                  <m:sSub>
-                    <m:e>
-                      <m:r>
-                        <m:t>x</m:t>
-                      </m:r>
-                    </m:e>
-                    <m:sub>
-                      <m:r>
-                        <m:t>0</m:t>
-                      </m:r>
-                    </m:sub>
-                  </m:sSub>
-                </m:sup>
-              </m:sSup>
-            </m:num>
-            <m:den>
-              <m:rad>
-                <m:radPr>
-                  <m:degHide m:val="on"/>
-                </m:radPr>
-                <m:deg/>
+                    <m:t>k</m:t>
+                  </m:r>
+                </m:sub>
+              </m:sSub>
+              <m:sSub>
                 <m:e>
                   <m:r>
-                    <m:rPr>
-                      <m:sty m:val="p"/>
-                    </m:rPr>
-                    <m:t>(</m:t>
-                  </m:r>
-                  <m:r>
-                    <m:t>2</m:t>
-                  </m:r>
-                  <m:r>
-                    <m:t>π</m:t>
-                  </m:r>
-                  <m:sSup>
-                    <m:e>
-                      <m:r>
-                        <m:rPr>
-                          <m:sty m:val="p"/>
-                        </m:rPr>
-                        <m:t>)</m:t>
-                      </m:r>
-                    </m:e>
-                    <m:sup>
-                      <m:r>
-                        <m:t>3</m:t>
-                      </m:r>
-                    </m:sup>
-                  </m:sSup>
+                    <m:t>x</m:t>
+                  </m:r>
                 </m:e>
-              </m:rad>
-            </m:den>
-          </m:f>
+                <m:sub>
+                  <m:r>
+                    <m:t>0</m:t>
+                  </m:r>
+                </m:sub>
+              </m:sSub>
+            </m:sup>
+          </m:sSup>
           <m:sSup>
             <m:e>
               <m:r>
@@ -3048,7 +2948,7 @@
         <w:t xml:space="preserve"> </w:t>
       </w:r>
       <w:r>
-        <w:t xml:space="preserve">Esta escolha elimina as soluções de frequência negativa, definindo o vácuo de Minkowski. A normalização inclui o fator</w:t>
+        <w:t xml:space="preserve">Esta escolha elimina as soluções de frequência negativa, definindo o vácuo de Minkowski. O fator</w:t>
       </w:r>
       <w:r>
         <w:t xml:space="preserve"> </w:t>
@@ -3101,7 +3001,33 @@
         <w:t xml:space="preserve"> </w:t>
       </w:r>
       <w:r>
-        <w:t xml:space="preserve">para garantir a ortogonalidade correta.</w:t>
+        <w:t xml:space="preserve">que garante a ortogonalidade correta aparece na medida</w:t>
+      </w:r>
+      <w:r>
+        <w:t xml:space="preserve"> </w:t>
+      </w:r>
+      <m:oMath>
+        <m:sSup>
+          <m:e>
+            <m:r>
+              <m:t>d</m:t>
+            </m:r>
+          </m:e>
+          <m:sup>
+            <m:r>
+              <m:t>3</m:t>
+            </m:r>
+          </m:sup>
+        </m:sSup>
+        <m:r>
+          <m:t>k</m:t>
+        </m:r>
+      </m:oMath>
+      <w:r>
+        <w:t xml:space="preserve"> </w:t>
+      </w:r>
+      <w:r>
+        <w:t xml:space="preserve">da decomposição do campo (abaixo), não nas próprias funções de base.</w:t>
       </w:r>
     </w:p>
     <w:bookmarkEnd w:id="17"/>
@@ -3198,95 +3124,51 @@
               </m:rad>
             </m:den>
           </m:f>
-          <m:f>
-            <m:fPr>
-              <m:type m:val="bar"/>
-            </m:fPr>
-            <m:num>
-              <m:sSup>
+          <m:sSup>
+            <m:e>
+              <m:r>
+                <m:t>e</m:t>
+              </m:r>
+            </m:e>
+            <m:sup>
+              <m:r>
+                <m:rPr>
+                  <m:sty m:val="p"/>
+                </m:rPr>
+                <m:t>+</m:t>
+              </m:r>
+              <m:r>
+                <m:t>i</m:t>
+              </m:r>
+              <m:sSub>
                 <m:e>
                   <m:r>
-                    <m:t>e</m:t>
+                    <m:t>ω</m:t>
                   </m:r>
                 </m:e>
-                <m:sup>
+                <m:sub>
                   <m:r>
                     <m:rPr>
-                      <m:sty m:val="p"/>
+                      <m:sty m:val="b"/>
                     </m:rPr>
-                    <m:t>+</m:t>
-                  </m:r>
-                  <m:r>
-                    <m:t>i</m:t>
-                  </m:r>
-                  <m:sSub>
-                    <m:e>
-                      <m:r>
-                        <m:t>ω</m:t>
-                      </m:r>
-                    </m:e>
-                    <m:sub>
-                      <m:r>
-                        <m:rPr>
-                          <m:sty m:val="b"/>
-                        </m:rPr>
-                        <m:t>k</m:t>
-                      </m:r>
-                    </m:sub>
-                  </m:sSub>
-                  <m:sSub>
-                    <m:e>
-                      <m:r>
-                        <m:t>x</m:t>
-                      </m:r>
-                    </m:e>
-                    <m:sub>
-                      <m:r>
-                        <m:t>0</m:t>
-                      </m:r>
-                    </m:sub>
-                  </m:sSub>
-                </m:sup>
-              </m:sSup>
-            </m:num>
-            <m:den>
-              <m:rad>
-                <m:radPr>
-                  <m:degHide m:val="on"/>
-                </m:radPr>
-                <m:deg/>
+                    <m:t>k</m:t>
+                  </m:r>
+                </m:sub>
+              </m:sSub>
+              <m:sSub>
                 <m:e>
                   <m:r>
-                    <m:rPr>
-                      <m:sty m:val="p"/>
-                    </m:rPr>
-                    <m:t>(</m:t>
-                  </m:r>
-                  <m:r>
-                    <m:t>2</m:t>
-                  </m:r>
-                  <m:r>
-                    <m:t>π</m:t>
-                  </m:r>
-                  <m:sSup>
-                    <m:e>
-                      <m:r>
-                        <m:rPr>
-                          <m:sty m:val="p"/>
-                        </m:rPr>
-                        <m:t>)</m:t>
-                      </m:r>
-                    </m:e>
-                    <m:sup>
-                      <m:r>
-                        <m:t>3</m:t>
-                      </m:r>
-                    </m:sup>
-                  </m:sSup>
+                    <m:t>x</m:t>
+                  </m:r>
                 </m:e>
-              </m:rad>
-            </m:den>
-          </m:f>
+                <m:sub>
+                  <m:r>
+                    <m:t>0</m:t>
+                  </m:r>
+                </m:sub>
+              </m:sSub>
+            </m:sup>
+          </m:sSup>
           <m:sSup>
             <m:e>
               <m:r>
@@ -3408,95 +3290,51 @@
               </m:f>
             </m:e>
           </m:rad>
-          <m:f>
-            <m:fPr>
-              <m:type m:val="bar"/>
-            </m:fPr>
-            <m:num>
-              <m:sSup>
+          <m:sSup>
+            <m:e>
+              <m:r>
+                <m:t>e</m:t>
+              </m:r>
+            </m:e>
+            <m:sup>
+              <m:r>
+                <m:rPr>
+                  <m:sty m:val="p"/>
+                </m:rPr>
+                <m:t>+</m:t>
+              </m:r>
+              <m:r>
+                <m:t>i</m:t>
+              </m:r>
+              <m:sSub>
                 <m:e>
                   <m:r>
-                    <m:t>e</m:t>
+                    <m:t>ω</m:t>
                   </m:r>
                 </m:e>
-                <m:sup>
+                <m:sub>
                   <m:r>
                     <m:rPr>
-                      <m:sty m:val="p"/>
+                      <m:sty m:val="b"/>
                     </m:rPr>
-                    <m:t>+</m:t>
-                  </m:r>
-                  <m:r>
-                    <m:t>i</m:t>
-                  </m:r>
-                  <m:sSub>
-                    <m:e>
-                      <m:r>
-                        <m:t>ω</m:t>
-                      </m:r>
-                    </m:e>
-                    <m:sub>
-                      <m:r>
-                        <m:rPr>
-                          <m:sty m:val="b"/>
-                        </m:rPr>
-                        <m:t>k</m:t>
-                      </m:r>
-                    </m:sub>
-                  </m:sSub>
-                  <m:sSub>
-                    <m:e>
-                      <m:r>
-                        <m:t>x</m:t>
-                      </m:r>
-                    </m:e>
-                    <m:sub>
-                      <m:r>
-                        <m:t>0</m:t>
-                      </m:r>
-                    </m:sub>
-                  </m:sSub>
-                </m:sup>
-              </m:sSup>
-            </m:num>
-            <m:den>
-              <m:rad>
-                <m:radPr>
-                  <m:degHide m:val="on"/>
-                </m:radPr>
-                <m:deg/>
+                    <m:t>k</m:t>
+                  </m:r>
+                </m:sub>
+              </m:sSub>
+              <m:sSub>
                 <m:e>
                   <m:r>
-                    <m:rPr>
-                      <m:sty m:val="p"/>
-                    </m:rPr>
-                    <m:t>(</m:t>
-                  </m:r>
-                  <m:r>
-                    <m:t>2</m:t>
-                  </m:r>
-                  <m:r>
-                    <m:t>π</m:t>
-                  </m:r>
-                  <m:sSup>
-                    <m:e>
-                      <m:r>
-                        <m:rPr>
-                          <m:sty m:val="p"/>
-                        </m:rPr>
-                        <m:t>)</m:t>
-                      </m:r>
-                    </m:e>
-                    <m:sup>
-                      <m:r>
-                        <m:t>3</m:t>
-                      </m:r>
-                    </m:sup>
-                  </m:sSup>
+                    <m:t>x</m:t>
+                  </m:r>
                 </m:e>
-              </m:rad>
-            </m:den>
-          </m:f>
+                <m:sub>
+                  <m:r>
+                    <m:t>0</m:t>
+                  </m:r>
+                </m:sub>
+              </m:sSub>
+            </m:sup>
+          </m:sSup>
           <m:sSup>
             <m:e>
               <m:r>
@@ -4347,12 +4185,6 @@
             <m:t>=</m:t>
           </m:r>
           <m:r>
-            <m:rPr>
-              <m:sty m:val="p"/>
-            </m:rPr>
-            <m:t>−</m:t>
-          </m:r>
-          <m:r>
             <m:t>i</m:t>
           </m:r>
           <m:r>
@@ -4404,12 +4236,6 @@
               <m:sty m:val="p"/>
             </m:rPr>
             <m:t>=</m:t>
-          </m:r>
-          <m:r>
-            <m:rPr>
-              <m:sty m:val="p"/>
-            </m:rPr>
-            <m:t>−</m:t>
           </m:r>
           <m:r>
             <m:t>i</m:t>
@@ -4988,6 +4814,12 @@
                   <m:r>
                     <m:t>J</m:t>
                   </m:r>
+                  <m:r>
+                    <m:rPr>
+                      <m:sty m:val="p"/>
+                    </m:rPr>
+                    <m:t>*</m:t>
+                  </m:r>
                 </m:sup>
               </m:sSubSup>
               <m:r>
@@ -5022,7 +4854,7 @@
                 </m:rPr>
                 <m:t>)</m:t>
               </m:r>
-              <m:sSub>
+              <m:sSubSup>
                 <m:e>
                   <m:r>
                     <m:t>f</m:t>
@@ -5036,7 +4868,15 @@
                     <m:t>k</m:t>
                   </m:r>
                 </m:sub>
-              </m:sSub>
+                <m:sup>
+                  <m:r>
+                    <m:rPr>
+                      <m:sty m:val="p"/>
+                    </m:rPr>
+                    <m:t>*</m:t>
+                  </m:r>
+                </m:sup>
+              </m:sSubSup>
               <m:r>
                 <m:rPr>
                   <m:sty m:val="p"/>
@@ -5085,12 +4925,6 @@
                   <m:r>
                     <m:t>J</m:t>
                   </m:r>
-                  <m:r>
-                    <m:rPr>
-                      <m:sty m:val="p"/>
-                    </m:rPr>
-                    <m:t>*</m:t>
-                  </m:r>
                 </m:sup>
               </m:sSubSup>
               <m:r>
@@ -5125,7 +4959,7 @@
                 </m:rPr>
                 <m:t>)</m:t>
               </m:r>
-              <m:sSubSup>
+              <m:sSub>
                 <m:e>
                   <m:r>
                     <m:t>f</m:t>
@@ -5139,15 +4973,7 @@
                     <m:t>k</m:t>
                   </m:r>
                 </m:sub>
-                <m:sup>
-                  <m:r>
-                    <m:rPr>
-                      <m:sty m:val="p"/>
-                    </m:rPr>
-                    <m:t>*</m:t>
-                  </m:r>
-                </m:sup>
-              </m:sSubSup>
+              </m:sSub>
               <m:r>
                 <m:rPr>
                   <m:sty m:val="p"/>
@@ -5251,12 +5077,6 @@
               <m:sty m:val="p"/>
             </m:rPr>
             <m:t>=</m:t>
-          </m:r>
-          <m:r>
-            <m:rPr>
-              <m:sty m:val="p"/>
-            </m:rPr>
-            <m:t>−</m:t>
           </m:r>
           <m:r>
             <m:t>i</m:t>
@@ -6769,12 +6589,6 @@
                 <m:t>=</m:t>
               </m:r>
               <m:r>
-                <m:rPr>
-                  <m:sty m:val="p"/>
-                </m:rPr>
-                <m:t>−</m:t>
-              </m:r>
-              <m:r>
                 <m:t>i</m:t>
               </m:r>
               <m:r>
@@ -6931,12 +6745,6 @@
               <w:pStyle w:val="Compact"/>
             </w:pPr>
             <m:oMath>
-              <m:r>
-                <m:rPr>
-                  <m:sty m:val="p"/>
-                </m:rPr>
-                <m:t>−</m:t>
-              </m:r>
               <m:r>
                 <m:t>i</m:t>
               </m:r>
@@ -7897,12 +7705,6 @@
         <w:t xml:space="preserve"> </w:t>
       </w:r>
       <m:oMath>
-        <m:r>
-          <m:rPr>
-            <m:sty m:val="p"/>
-          </m:rPr>
-          <m:t>−</m:t>
-        </m:r>
         <m:r>
           <m:t>i</m:t>
         </m:r>

--- a/courses/mathematical-physics/scalar-field.docx
+++ b/courses/mathematical-physics/scalar-field.docx
@@ -7516,7 +7516,7 @@
       </w:tr>
     </w:tbl>
     <w:bookmarkEnd w:id="30"/>
-    <w:bookmarkStart w:id="43" w:name="exercícios"/>
+    <w:bookmarkStart w:id="37" w:name="exercícios"/>
     <w:p>
       <w:pPr>
         <w:pStyle w:val="Heading1"/>
@@ -7525,13 +7525,23 @@
         <w:t xml:space="preserve">7. Exercícios</w:t>
       </w:r>
     </w:p>
-    <w:bookmarkStart w:id="31" w:name="exercício-1-normalização-da-base"/>
+    <w:bookmarkStart w:id="31" w:name="X7a2746a2b41112af3da6c0f2fe2ef4a9f8cc2cb"/>
     <w:p>
       <w:pPr>
         <w:pStyle w:val="Heading2"/>
       </w:pPr>
       <w:r>
-        <w:t xml:space="preserve">7.1 Exercício 1: Normalização da Base</w:t>
+        <w:t xml:space="preserve">7.1 Exercício 1: Normalização da Base e Liberdade de Gauge</w:t>
+      </w:r>
+      <w:r>
+        <w:t xml:space="preserve"> </w:t>
+      </w:r>
+      <w:r>
+        <w:rPr>
+          <w:b/>
+          <w:bCs/>
+        </w:rPr>
+        <w:t xml:space="preserve">(Essencial)</w:t>
       </w:r>
     </w:p>
     <w:p>
@@ -7539,16 +7549,15 @@
         <w:pStyle w:val="FirstParagraph"/>
       </w:pPr>
       <w:r>
-        <w:t xml:space="preserve">Considere a condição de normalização da base no espaço de fase.</w:t>
-      </w:r>
-    </w:p>
-    <w:p>
-      <w:pPr>
-        <w:numPr>
-          <w:ilvl w:val="0"/>
-          <w:numId w:val="1002"/>
-        </w:numPr>
-      </w:pPr>
+        <w:rPr>
+          <w:b/>
+          <w:bCs/>
+        </w:rPr>
+        <w:t xml:space="preserve">a)</w:t>
+      </w:r>
+      <w:r>
+        <w:t xml:space="preserve"> </w:t>
+      </w:r>
       <w:r>
         <w:t xml:space="preserve">Mostre que a condição</w:t>
       </w:r>
@@ -7699,7 +7708,7 @@
         <w:t xml:space="preserve"> </w:t>
       </w:r>
       <w:r>
-        <w:t xml:space="preserve">implica que</w:t>
+        <w:t xml:space="preserve">implica</w:t>
       </w:r>
       <w:r>
         <w:t xml:space="preserve"> </w:t>
@@ -7818,11 +7827,18 @@
     </w:p>
     <w:p>
       <w:pPr>
-        <w:numPr>
-          <w:ilvl w:val="0"/>
-          <w:numId w:val="1002"/>
-        </w:numPr>
-      </w:pPr>
+        <w:pStyle w:val="BodyText"/>
+      </w:pPr>
+      <w:r>
+        <w:rPr>
+          <w:b/>
+          <w:bCs/>
+        </w:rPr>
+        <w:t xml:space="preserve">b)</w:t>
+      </w:r>
+      <w:r>
+        <w:t xml:space="preserve"> </w:t>
+      </w:r>
       <w:r>
         <w:t xml:space="preserve">Verifique que a escolha</w:t>
       </w:r>
@@ -7851,41 +7867,44 @@
           </m:rPr>
           <m:t>=</m:t>
         </m:r>
-        <m:r>
-          <m:t>1</m:t>
-        </m:r>
-        <m:r>
-          <m:rPr>
-            <m:sty m:val="p"/>
-          </m:rPr>
-          <m:t>/</m:t>
-        </m:r>
-        <m:rad>
-          <m:radPr>
-            <m:degHide m:val="on"/>
-          </m:radPr>
-          <m:deg/>
-          <m:e>
-            <m:r>
-              <m:t>2</m:t>
-            </m:r>
-            <m:sSub>
+        <m:f>
+          <m:fPr>
+            <m:type m:val="bar"/>
+          </m:fPr>
+          <m:num>
+            <m:r>
+              <m:t>1</m:t>
+            </m:r>
+          </m:num>
+          <m:den>
+            <m:rad>
+              <m:radPr>
+                <m:degHide m:val="on"/>
+              </m:radPr>
+              <m:deg/>
               <m:e>
                 <m:r>
-                  <m:t>ω</m:t>
+                  <m:t>2</m:t>
                 </m:r>
+                <m:sSub>
+                  <m:e>
+                    <m:r>
+                      <m:t>ω</m:t>
+                    </m:r>
+                  </m:e>
+                  <m:sub>
+                    <m:r>
+                      <m:rPr>
+                        <m:sty m:val="b"/>
+                      </m:rPr>
+                      <m:t>k</m:t>
+                    </m:r>
+                  </m:sub>
+                </m:sSub>
               </m:e>
-              <m:sub>
-                <m:r>
-                  <m:rPr>
-                    <m:sty m:val="b"/>
-                  </m:rPr>
-                  <m:t>k</m:t>
-                </m:r>
-              </m:sub>
-            </m:sSub>
-          </m:e>
-        </m:rad>
+            </m:rad>
+          </m:den>
+        </m:f>
         <m:sSup>
           <m:e>
             <m:r>
@@ -7933,10 +7952,7 @@
         </m:sSup>
       </m:oMath>
       <w:r>
-        <w:t xml:space="preserve"> </w:t>
-      </w:r>
-      <w:r>
-        <w:t xml:space="preserve">e</w:t>
+        <w:t xml:space="preserve">,</w:t>
       </w:r>
       <w:r>
         <w:t xml:space="preserve"> </w:t>
@@ -8004,6 +8020,9 @@
             </m:r>
           </m:e>
         </m:rad>
+        <m:r>
+          <m:t> </m:t>
+        </m:r>
         <m:sSup>
           <m:e>
             <m:r>
@@ -8059,63 +8078,20 @@
     </w:p>
     <w:p>
       <w:pPr>
-        <w:numPr>
-          <w:ilvl w:val="0"/>
-          <w:numId w:val="1002"/>
-        </w:numPr>
-      </w:pPr>
-      <w:r>
-        <w:t xml:space="preserve">Qual é o valor da expressão se escolhermos</w:t>
-      </w:r>
-      <w:r>
-        <w:t xml:space="preserve"> </w:t>
-      </w:r>
-      <m:oMath>
-        <m:sSub>
-          <m:e>
-            <m:r>
-              <m:t>M</m:t>
-            </m:r>
-          </m:e>
-          <m:sub>
-            <m:r>
-              <m:rPr>
-                <m:sty m:val="b"/>
-              </m:rPr>
-              <m:t>k</m:t>
-            </m:r>
-          </m:sub>
-        </m:sSub>
-        <m:r>
-          <m:rPr>
-            <m:sty m:val="p"/>
-          </m:rPr>
-          <m:t>≠</m:t>
-        </m:r>
-        <m:r>
-          <m:t>0</m:t>
-        </m:r>
-      </m:oMath>
-      <w:r>
-        <w:t xml:space="preserve">?</w:t>
-      </w:r>
-    </w:p>
-    <w:bookmarkEnd w:id="31"/>
-    <w:bookmarkStart w:id="32" w:name="exercício-2-liberdade-de-gauge"/>
-    <w:p>
-      <w:pPr>
-        <w:pStyle w:val="Heading2"/>
-      </w:pPr>
-      <w:r>
-        <w:t xml:space="preserve">7.2 Exercício 2: Liberdade de Gauge</w:t>
-      </w:r>
-    </w:p>
-    <w:p>
-      <w:pPr>
-        <w:pStyle w:val="FirstParagraph"/>
-      </w:pPr>
-      <w:r>
-        <w:t xml:space="preserve">A transformação</w:t>
+        <w:pStyle w:val="BodyText"/>
+      </w:pPr>
+      <w:r>
+        <w:rPr>
+          <w:b/>
+          <w:bCs/>
+        </w:rPr>
+        <w:t xml:space="preserve">c)</w:t>
+      </w:r>
+      <w:r>
+        <w:t xml:space="preserve"> </w:t>
+      </w:r>
+      <w:r>
+        <w:t xml:space="preserve">Mostre que a transformação de fase</w:t>
       </w:r>
       <w:r>
         <w:t xml:space="preserve"> </w:t>
@@ -8260,50 +8236,27 @@
         <w:t xml:space="preserve"> </w:t>
       </w:r>
       <w:r>
-        <w:t xml:space="preserve">é uma liberdade de gauge.</w:t>
-      </w:r>
-    </w:p>
-    <w:p>
-      <w:pPr>
-        <w:numPr>
-          <w:ilvl w:val="0"/>
-          <w:numId w:val="1003"/>
-        </w:numPr>
-      </w:pPr>
-      <w:r>
-        <w:t xml:space="preserve">Mostre que esta transformação deixa invariante o produto simplético.</w:t>
-      </w:r>
-    </w:p>
-    <w:p>
-      <w:pPr>
-        <w:numPr>
-          <w:ilvl w:val="0"/>
-          <w:numId w:val="1003"/>
-        </w:numPr>
-      </w:pPr>
-      <w:r>
-        <w:t xml:space="preserve">Quantos graus de liberdade reais restam após impor a condição de normalização e a liberdade de gauge?</w:t>
-      </w:r>
-    </w:p>
-    <w:p>
-      <w:pPr>
-        <w:numPr>
-          <w:ilvl w:val="0"/>
-          <w:numId w:val="1003"/>
-        </w:numPr>
-      </w:pPr>
-      <w:r>
-        <w:t xml:space="preserve">Qual é a interpretação física desta liberdade de gauge?</w:t>
-      </w:r>
-    </w:p>
-    <w:bookmarkEnd w:id="32"/>
-    <w:bookmarkStart w:id="33" w:name="exercício-3-solução-geral-do-oscilador"/>
+        <w:t xml:space="preserve">deixa invariante o produto simplético, e conte quantos graus de liberdade reais restam após impor a normalização e esta liberdade de gauge.</w:t>
+      </w:r>
+    </w:p>
+    <w:bookmarkEnd w:id="31"/>
+    <w:bookmarkStart w:id="32" w:name="X58ec3af9d8eb979ff5da89db89c724eee3d94e8"/>
     <w:p>
       <w:pPr>
         <w:pStyle w:val="Heading2"/>
       </w:pPr>
       <w:r>
-        <w:t xml:space="preserve">7.3 Exercício 3: Solução Geral do Oscilador</w:t>
+        <w:t xml:space="preserve">7.2 Exercício 2: Solução Geral do Oscilador e Escolha do Vácuo</w:t>
+      </w:r>
+      <w:r>
+        <w:t xml:space="preserve"> </w:t>
+      </w:r>
+      <w:r>
+        <w:rPr>
+          <w:b/>
+          <w:bCs/>
+        </w:rPr>
+        <w:t xml:space="preserve">(Essencial)</w:t>
       </w:r>
     </w:p>
     <w:p>
@@ -8311,7 +8264,17 @@
         <w:pStyle w:val="FirstParagraph"/>
       </w:pPr>
       <w:r>
-        <w:t xml:space="preserve">A solução geral do oscilador harmônico é</w:t>
+        <w:rPr>
+          <w:b/>
+          <w:bCs/>
+        </w:rPr>
+        <w:t xml:space="preserve">a)</w:t>
+      </w:r>
+      <w:r>
+        <w:t xml:space="preserve"> </w:t>
+      </w:r>
+      <w:r>
+        <w:t xml:space="preserve">Escreva</w:t>
       </w:r>
       <w:r>
         <w:t xml:space="preserve"> </w:t>
@@ -8320,7 +8283,7 @@
         <m:sSub>
           <m:e>
             <m:r>
-              <m:t>f</m:t>
+              <m:t>q</m:t>
             </m:r>
           </m:e>
           <m:sub>
@@ -8332,12 +8295,215 @@
             </m:r>
           </m:sub>
         </m:sSub>
+      </m:oMath>
+      <w:r>
+        <w:t xml:space="preserve"> </w:t>
+      </w:r>
+      <w:r>
+        <w:t xml:space="preserve">em termos de</w:t>
+      </w:r>
+      <w:r>
+        <w:t xml:space="preserve"> </w:t>
+      </w:r>
+      <m:oMath>
+        <m:sSub>
+          <m:e>
+            <m:r>
+              <m:t>N</m:t>
+            </m:r>
+          </m:e>
+          <m:sub>
+            <m:r>
+              <m:rPr>
+                <m:sty m:val="b"/>
+              </m:rPr>
+              <m:t>k</m:t>
+            </m:r>
+          </m:sub>
+        </m:sSub>
+      </m:oMath>
+      <w:r>
+        <w:t xml:space="preserve"> </w:t>
+      </w:r>
+      <w:r>
+        <w:t xml:space="preserve">e</w:t>
+      </w:r>
+      <w:r>
+        <w:t xml:space="preserve"> </w:t>
+      </w:r>
+      <m:oMath>
+        <m:sSub>
+          <m:e>
+            <m:r>
+              <m:t>M</m:t>
+            </m:r>
+          </m:e>
+          <m:sub>
+            <m:r>
+              <m:rPr>
+                <m:sty m:val="b"/>
+              </m:rPr>
+              <m:t>k</m:t>
+            </m:r>
+          </m:sub>
+        </m:sSub>
+      </m:oMath>
+      <w:r>
+        <w:t xml:space="preserve">, substitua na condição de normalização e mostre que</w:t>
+      </w:r>
+      <w:r>
+        <w:t xml:space="preserve"> </w:t>
+      </w:r>
+      <m:oMath>
+        <m:sSub>
+          <m:e>
+            <m:r>
+              <m:t>ω</m:t>
+            </m:r>
+          </m:e>
+          <m:sub>
+            <m:r>
+              <m:rPr>
+                <m:sty m:val="b"/>
+              </m:rPr>
+              <m:t>k</m:t>
+            </m:r>
+          </m:sub>
+        </m:sSub>
+        <m:r>
+          <m:rPr>
+            <m:sty m:val="p"/>
+          </m:rPr>
+          <m:t>(</m:t>
+        </m:r>
+        <m:r>
+          <m:rPr>
+            <m:sty m:val="p"/>
+          </m:rPr>
+          <m:t>|</m:t>
+        </m:r>
+        <m:sSub>
+          <m:e>
+            <m:r>
+              <m:t>N</m:t>
+            </m:r>
+          </m:e>
+          <m:sub>
+            <m:r>
+              <m:rPr>
+                <m:sty m:val="b"/>
+              </m:rPr>
+              <m:t>k</m:t>
+            </m:r>
+          </m:sub>
+        </m:sSub>
+        <m:sSup>
+          <m:e>
+            <m:r>
+              <m:rPr>
+                <m:sty m:val="p"/>
+              </m:rPr>
+              <m:t>|</m:t>
+            </m:r>
+          </m:e>
+          <m:sup>
+            <m:r>
+              <m:t>2</m:t>
+            </m:r>
+          </m:sup>
+        </m:sSup>
+        <m:r>
+          <m:rPr>
+            <m:sty m:val="p"/>
+          </m:rPr>
+          <m:t>−</m:t>
+        </m:r>
+        <m:r>
+          <m:rPr>
+            <m:sty m:val="p"/>
+          </m:rPr>
+          <m:t>|</m:t>
+        </m:r>
+        <m:sSub>
+          <m:e>
+            <m:r>
+              <m:t>M</m:t>
+            </m:r>
+          </m:e>
+          <m:sub>
+            <m:r>
+              <m:rPr>
+                <m:sty m:val="b"/>
+              </m:rPr>
+              <m:t>k</m:t>
+            </m:r>
+          </m:sub>
+        </m:sSub>
+        <m:sSup>
+          <m:e>
+            <m:r>
+              <m:rPr>
+                <m:sty m:val="p"/>
+              </m:rPr>
+              <m:t>|</m:t>
+            </m:r>
+          </m:e>
+          <m:sup>
+            <m:r>
+              <m:t>2</m:t>
+            </m:r>
+          </m:sup>
+        </m:sSup>
+        <m:r>
+          <m:rPr>
+            <m:sty m:val="p"/>
+          </m:rPr>
+          <m:t>)</m:t>
+        </m:r>
         <m:r>
           <m:rPr>
             <m:sty m:val="p"/>
           </m:rPr>
           <m:t>=</m:t>
         </m:r>
+        <m:r>
+          <m:t>1</m:t>
+        </m:r>
+        <m:r>
+          <m:rPr>
+            <m:sty m:val="p"/>
+          </m:rPr>
+          <m:t>/</m:t>
+        </m:r>
+        <m:r>
+          <m:t>2</m:t>
+        </m:r>
+      </m:oMath>
+      <w:r>
+        <w:t xml:space="preserve">.</w:t>
+      </w:r>
+    </w:p>
+    <w:p>
+      <w:pPr>
+        <w:pStyle w:val="BodyText"/>
+      </w:pPr>
+      <w:r>
+        <w:rPr>
+          <w:b/>
+          <w:bCs/>
+        </w:rPr>
+        <w:t xml:space="preserve">b)</w:t>
+      </w:r>
+      <w:r>
+        <w:t xml:space="preserve"> </w:t>
+      </w:r>
+      <w:r>
+        <w:t xml:space="preserve">Por que</w:t>
+      </w:r>
+      <w:r>
+        <w:t xml:space="preserve"> </w:t>
+      </w:r>
+      <m:oMath>
         <m:sSub>
           <m:e>
             <m:r>
@@ -8353,21 +8519,105 @@
             </m:r>
           </m:sub>
         </m:sSub>
-        <m:sSup>
+      </m:oMath>
+      <w:r>
+        <w:t xml:space="preserve"> </w:t>
+      </w:r>
+      <w:r>
+        <w:t xml:space="preserve">não pode ser zero?</w:t>
+      </w:r>
+    </w:p>
+    <w:p>
+      <w:pPr>
+        <w:pStyle w:val="BodyText"/>
+      </w:pPr>
+      <w:r>
+        <w:rPr>
+          <w:b/>
+          <w:bCs/>
+        </w:rPr>
+        <w:t xml:space="preserve">c)</w:t>
+      </w:r>
+      <w:r>
+        <w:t xml:space="preserve"> </w:t>
+      </w:r>
+      <w:r>
+        <w:t xml:space="preserve">Na escolha</w:t>
+      </w:r>
+      <w:r>
+        <w:t xml:space="preserve"> </w:t>
+      </w:r>
+      <m:oMath>
+        <m:sSub>
           <m:e>
             <m:r>
-              <m:t>e</m:t>
+              <m:t>M</m:t>
             </m:r>
           </m:e>
-          <m:sup>
+          <m:sub>
             <m:r>
               <m:rPr>
-                <m:sty m:val="p"/>
+                <m:sty m:val="b"/>
               </m:rPr>
-              <m:t>−</m:t>
-            </m:r>
-            <m:r>
-              <m:t>i</m:t>
+              <m:t>k</m:t>
+            </m:r>
+          </m:sub>
+        </m:sSub>
+        <m:r>
+          <m:rPr>
+            <m:sty m:val="p"/>
+          </m:rPr>
+          <m:t>=</m:t>
+        </m:r>
+        <m:r>
+          <m:t>0</m:t>
+        </m:r>
+      </m:oMath>
+      <w:r>
+        <w:t xml:space="preserve">, mostre que</w:t>
+      </w:r>
+      <w:r>
+        <w:t xml:space="preserve"> </w:t>
+      </w:r>
+      <m:oMath>
+        <m:sSub>
+          <m:e>
+            <m:r>
+              <m:t>N</m:t>
+            </m:r>
+          </m:e>
+          <m:sub>
+            <m:r>
+              <m:rPr>
+                <m:sty m:val="b"/>
+              </m:rPr>
+              <m:t>k</m:t>
+            </m:r>
+          </m:sub>
+        </m:sSub>
+        <m:r>
+          <m:rPr>
+            <m:sty m:val="p"/>
+          </m:rPr>
+          <m:t>=</m:t>
+        </m:r>
+        <m:r>
+          <m:t>1</m:t>
+        </m:r>
+        <m:r>
+          <m:rPr>
+            <m:sty m:val="p"/>
+          </m:rPr>
+          <m:t>/</m:t>
+        </m:r>
+        <m:rad>
+          <m:radPr>
+            <m:degHide m:val="on"/>
+          </m:radPr>
+          <m:deg/>
+          <m:e>
+            <m:r>
+              <m:t>2</m:t>
             </m:r>
             <m:sSub>
               <m:e>
@@ -8384,30 +8634,23 @@
                 </m:r>
               </m:sub>
             </m:sSub>
-            <m:sSub>
-              <m:e>
-                <m:r>
-                  <m:t>x</m:t>
-                </m:r>
-              </m:e>
-              <m:sub>
-                <m:r>
-                  <m:t>0</m:t>
-                </m:r>
-              </m:sub>
-            </m:sSub>
-          </m:sup>
-        </m:sSup>
-        <m:r>
-          <m:rPr>
-            <m:sty m:val="p"/>
-          </m:rPr>
-          <m:t>+</m:t>
-        </m:r>
+          </m:e>
+        </m:rad>
+      </m:oMath>
+      <w:r>
+        <w:t xml:space="preserve"> </w:t>
+      </w:r>
+      <w:r>
+        <w:t xml:space="preserve">e escreva</w:t>
+      </w:r>
+      <w:r>
+        <w:t xml:space="preserve"> </w:t>
+      </w:r>
+      <m:oMath>
         <m:sSub>
           <m:e>
             <m:r>
-              <m:t>M</m:t>
+              <m:t>f</m:t>
             </m:r>
           </m:e>
           <m:sub>
@@ -8419,65 +8662,9 @@
             </m:r>
           </m:sub>
         </m:sSub>
-        <m:sSup>
-          <m:e>
-            <m:r>
-              <m:t>e</m:t>
-            </m:r>
-          </m:e>
-          <m:sup>
-            <m:r>
-              <m:rPr>
-                <m:sty m:val="p"/>
-              </m:rPr>
-              <m:t>+</m:t>
-            </m:r>
-            <m:r>
-              <m:t>i</m:t>
-            </m:r>
-            <m:sSub>
-              <m:e>
-                <m:r>
-                  <m:t>ω</m:t>
-                </m:r>
-              </m:e>
-              <m:sub>
-                <m:r>
-                  <m:rPr>
-                    <m:sty m:val="b"/>
-                  </m:rPr>
-                  <m:t>k</m:t>
-                </m:r>
-              </m:sub>
-            </m:sSub>
-            <m:sSub>
-              <m:e>
-                <m:r>
-                  <m:t>x</m:t>
-                </m:r>
-              </m:e>
-              <m:sub>
-                <m:r>
-                  <m:t>0</m:t>
-                </m:r>
-              </m:sub>
-            </m:sSub>
-          </m:sup>
-        </m:sSup>
       </m:oMath>
       <w:r>
-        <w:t xml:space="preserve">.</w:t>
-      </w:r>
-    </w:p>
-    <w:p>
-      <w:pPr>
-        <w:numPr>
-          <w:ilvl w:val="0"/>
-          <w:numId w:val="1004"/>
-        </w:numPr>
-      </w:pPr>
-      <w:r>
-        <w:t xml:space="preserve">Escreva a expressão para</w:t>
+        <w:t xml:space="preserve">,</w:t>
       </w:r>
       <w:r>
         <w:t xml:space="preserve"> </w:t>
@@ -8503,16 +8690,44 @@
         <w:t xml:space="preserve"> </w:t>
       </w:r>
       <w:r>
-        <w:t xml:space="preserve">em termos de</w:t>
+        <w:t xml:space="preserve">explicitamente. Que tipo de vácuo esta escolha define?</w:t>
+      </w:r>
+    </w:p>
+    <w:bookmarkEnd w:id="32"/>
+    <w:bookmarkStart w:id="33" w:name="X0eb99fd0e949f7d7db76f6278f5acf6b1c2e3dc"/>
+    <w:p>
+      <w:pPr>
+        <w:pStyle w:val="Heading2"/>
+      </w:pPr>
+      <w:r>
+        <w:t xml:space="preserve">7.3 Exercício 3: Complexo Conjugado e Inversão Temporal</w:t>
+      </w:r>
+    </w:p>
+    <w:p>
+      <w:pPr>
+        <w:pStyle w:val="FirstParagraph"/>
+      </w:pPr>
+      <w:r>
+        <w:rPr>
+          <w:b/>
+          <w:bCs/>
+        </w:rPr>
+        <w:t xml:space="preserve">a)</w:t>
+      </w:r>
+      <w:r>
+        <w:t xml:space="preserve"> </w:t>
+      </w:r>
+      <w:r>
+        <w:t xml:space="preserve">Escreva</w:t>
       </w:r>
       <w:r>
         <w:t xml:space="preserve"> </w:t>
       </w:r>
       <m:oMath>
-        <m:sSub>
+        <m:sSubSup>
           <m:e>
             <m:r>
-              <m:t>N</m:t>
+              <m:t>f</m:t>
             </m:r>
           </m:e>
           <m:sub>
@@ -8523,7 +8738,15 @@
               <m:t>k</m:t>
             </m:r>
           </m:sub>
-        </m:sSub>
+          <m:sup>
+            <m:r>
+              <m:rPr>
+                <m:sty m:val="p"/>
+              </m:rPr>
+              <m:t>*</m:t>
+            </m:r>
+          </m:sup>
+        </m:sSubSup>
       </m:oMath>
       <w:r>
         <w:t xml:space="preserve"> </w:t>
@@ -8535,10 +8758,10 @@
         <w:t xml:space="preserve"> </w:t>
       </w:r>
       <m:oMath>
-        <m:sSub>
+        <m:sSubSup>
           <m:e>
             <m:r>
-              <m:t>M</m:t>
+              <m:t>q</m:t>
             </m:r>
           </m:e>
           <m:sub>
@@ -8549,21 +8772,21 @@
               <m:t>k</m:t>
             </m:r>
           </m:sub>
-        </m:sSub>
+          <m:sup>
+            <m:r>
+              <m:rPr>
+                <m:sty m:val="p"/>
+              </m:rPr>
+              <m:t>*</m:t>
+            </m:r>
+          </m:sup>
+        </m:sSubSup>
       </m:oMath>
       <w:r>
-        <w:t xml:space="preserve">.</w:t>
-      </w:r>
-    </w:p>
-    <w:p>
-      <w:pPr>
-        <w:numPr>
-          <w:ilvl w:val="0"/>
-          <w:numId w:val="1004"/>
-        </w:numPr>
-      </w:pPr>
-      <w:r>
-        <w:t xml:space="preserve">Substitua na condição de normalização e mostre que</w:t>
+        <w:t xml:space="preserve"> </w:t>
+      </w:r>
+      <w:r>
+        <w:t xml:space="preserve">explicitamente e relacione-os com a inversão temporal</w:t>
       </w:r>
       <w:r>
         <w:t xml:space="preserve"> </w:t>
@@ -8572,7 +8795,75 @@
         <m:sSub>
           <m:e>
             <m:r>
-              <m:t>ω</m:t>
+              <m:t>x</m:t>
+            </m:r>
+          </m:e>
+          <m:sub>
+            <m:r>
+              <m:t>0</m:t>
+            </m:r>
+          </m:sub>
+        </m:sSub>
+        <m:r>
+          <m:rPr>
+            <m:sty m:val="p"/>
+          </m:rPr>
+          <m:t>→</m:t>
+        </m:r>
+        <m:r>
+          <m:rPr>
+            <m:sty m:val="p"/>
+          </m:rPr>
+          <m:t>−</m:t>
+        </m:r>
+        <m:sSub>
+          <m:e>
+            <m:r>
+              <m:t>x</m:t>
+            </m:r>
+          </m:e>
+          <m:sub>
+            <m:r>
+              <m:t>0</m:t>
+            </m:r>
+          </m:sub>
+        </m:sSub>
+      </m:oMath>
+      <w:r>
+        <w:t xml:space="preserve">.</w:t>
+      </w:r>
+    </w:p>
+    <w:p>
+      <w:pPr>
+        <w:pStyle w:val="BodyText"/>
+      </w:pPr>
+      <w:r>
+        <w:rPr>
+          <w:b/>
+          <w:bCs/>
+        </w:rPr>
+        <w:t xml:space="preserve">b)</w:t>
+      </w:r>
+      <w:r>
+        <w:t xml:space="preserve"> </w:t>
+      </w:r>
+      <w:r>
+        <w:t xml:space="preserve">Mostre que</w:t>
+      </w:r>
+      <w:r>
+        <w:t xml:space="preserve"> </w:t>
+      </w:r>
+      <m:oMath>
+        <m:r>
+          <m:rPr>
+            <m:sty m:val="p"/>
+          </m:rPr>
+          <m:t>(</m:t>
+        </m:r>
+        <m:sSubSup>
+          <m:e>
+            <m:r>
+              <m:t>f</m:t>
             </m:r>
           </m:e>
           <m:sub>
@@ -8583,23 +8874,72 @@
               <m:t>k</m:t>
             </m:r>
           </m:sub>
-        </m:sSub>
+          <m:sup>
+            <m:r>
+              <m:rPr>
+                <m:sty m:val="p"/>
+              </m:rPr>
+              <m:t>*</m:t>
+            </m:r>
+          </m:sup>
+        </m:sSubSup>
+        <m:r>
+          <m:rPr>
+            <m:sty m:val="p"/>
+          </m:rPr>
+          <m:t>,</m:t>
+        </m:r>
+        <m:sSubSup>
+          <m:e>
+            <m:r>
+              <m:t>q</m:t>
+            </m:r>
+          </m:e>
+          <m:sub>
+            <m:r>
+              <m:rPr>
+                <m:sty m:val="b"/>
+              </m:rPr>
+              <m:t>k</m:t>
+            </m:r>
+          </m:sub>
+          <m:sup>
+            <m:r>
+              <m:rPr>
+                <m:sty m:val="p"/>
+              </m:rPr>
+              <m:t>*</m:t>
+            </m:r>
+          </m:sup>
+        </m:sSubSup>
+        <m:r>
+          <m:rPr>
+            <m:sty m:val="p"/>
+          </m:rPr>
+          <m:t>)</m:t>
+        </m:r>
+        <m:r>
+          <m:rPr>
+            <m:sty m:val="p"/>
+          </m:rPr>
+          <m:t>=</m:t>
+        </m:r>
+        <m:r>
+          <m:rPr>
+            <m:sty m:val="p"/>
+          </m:rPr>
+          <m:t>−</m:t>
+        </m:r>
         <m:r>
           <m:rPr>
             <m:sty m:val="p"/>
           </m:rPr>
           <m:t>(</m:t>
         </m:r>
-        <m:r>
-          <m:rPr>
-            <m:sty m:val="p"/>
-          </m:rPr>
-          <m:t>|</m:t>
-        </m:r>
         <m:sSub>
           <m:e>
             <m:r>
-              <m:t>N</m:t>
+              <m:t>f</m:t>
             </m:r>
           </m:e>
           <m:sub>
@@ -8611,37 +8951,16 @@
             </m:r>
           </m:sub>
         </m:sSub>
-        <m:sSup>
-          <m:e>
-            <m:r>
-              <m:rPr>
-                <m:sty m:val="p"/>
-              </m:rPr>
-              <m:t>|</m:t>
-            </m:r>
-          </m:e>
-          <m:sup>
-            <m:r>
-              <m:t>2</m:t>
-            </m:r>
-          </m:sup>
-        </m:sSup>
         <m:r>
           <m:rPr>
             <m:sty m:val="p"/>
           </m:rPr>
-          <m:t>−</m:t>
-        </m:r>
-        <m:r>
-          <m:rPr>
-            <m:sty m:val="p"/>
-          </m:rPr>
-          <m:t>|</m:t>
+          <m:t>,</m:t>
         </m:r>
         <m:sSub>
           <m:e>
             <m:r>
-              <m:t>M</m:t>
+              <m:t>q</m:t>
             </m:r>
           </m:e>
           <m:sub>
@@ -8653,68 +8972,131 @@
             </m:r>
           </m:sub>
         </m:sSub>
-        <m:sSup>
-          <m:e>
-            <m:r>
-              <m:rPr>
-                <m:sty m:val="p"/>
-              </m:rPr>
-              <m:t>|</m:t>
-            </m:r>
-          </m:e>
-          <m:sup>
-            <m:r>
-              <m:t>2</m:t>
-            </m:r>
-          </m:sup>
-        </m:sSup>
         <m:r>
           <m:rPr>
             <m:sty m:val="p"/>
           </m:rPr>
           <m:t>)</m:t>
         </m:r>
+      </m:oMath>
+      <w:r>
+        <w:t xml:space="preserve"> </w:t>
+      </w:r>
+      <w:r>
+        <w:t xml:space="preserve">em termos do produto simplético.</w:t>
+      </w:r>
+    </w:p>
+    <w:p>
+      <w:pPr>
+        <w:pStyle w:val="BodyText"/>
+      </w:pPr>
+      <w:r>
+        <w:rPr>
+          <w:b/>
+          <w:bCs/>
+        </w:rPr>
+        <w:t xml:space="preserve">c)</w:t>
+      </w:r>
+      <w:r>
+        <w:t xml:space="preserve"> </w:t>
+      </w:r>
+      <w:r>
+        <w:t xml:space="preserve">Por que a presença desta simetria implica a existência de partículas e antipartículas na teoria quântica de campos?</w:t>
+      </w:r>
+    </w:p>
+    <w:bookmarkEnd w:id="33"/>
+    <w:bookmarkStart w:id="34" w:name="Xae5d70dc1ed2e4a5832667d343f65f0014ffe59"/>
+    <w:p>
+      <w:pPr>
+        <w:pStyle w:val="Heading2"/>
+      </w:pPr>
+      <w:r>
+        <w:t xml:space="preserve">7.4 Exercício 4: Decomposição de Campos e Coeficientes</w:t>
+      </w:r>
+    </w:p>
+    <w:p>
+      <w:pPr>
+        <w:pStyle w:val="FirstParagraph"/>
+      </w:pPr>
+      <w:r>
+        <w:rPr>
+          <w:b/>
+          <w:bCs/>
+        </w:rPr>
+        <w:t xml:space="preserve">a)</w:t>
+      </w:r>
+      <w:r>
+        <w:t xml:space="preserve"> </w:t>
+      </w:r>
+      <w:r>
+        <w:t xml:space="preserve">Mostre que</w:t>
+      </w:r>
+      <w:r>
+        <w:t xml:space="preserve"> </w:t>
+      </w:r>
+      <m:oMath>
+        <m:r>
+          <m:t>ϕ</m:t>
+        </m:r>
+        <m:r>
+          <m:rPr>
+            <m:sty m:val="p"/>
+          </m:rPr>
+          <m:t>(</m:t>
+        </m:r>
+        <m:r>
+          <m:t>x</m:t>
+        </m:r>
+        <m:r>
+          <m:rPr>
+            <m:sty m:val="p"/>
+          </m:rPr>
+          <m:t>)</m:t>
+        </m:r>
+      </m:oMath>
+      <w:r>
+        <w:t xml:space="preserve"> </w:t>
+      </w:r>
+      <w:r>
+        <w:t xml:space="preserve">é real se</w:t>
+      </w:r>
+      <w:r>
+        <w:t xml:space="preserve"> </w:t>
+      </w:r>
+      <m:oMath>
+        <m:sSubSup>
+          <m:e>
+            <m:r>
+              <m:t>a</m:t>
+            </m:r>
+          </m:e>
+          <m:sub>
+            <m:r>
+              <m:rPr>
+                <m:sty m:val="b"/>
+              </m:rPr>
+              <m:t>k</m:t>
+            </m:r>
+          </m:sub>
+          <m:sup>
+            <m:r>
+              <m:rPr>
+                <m:sty m:val="p"/>
+              </m:rPr>
+              <m:t>†</m:t>
+            </m:r>
+          </m:sup>
+        </m:sSubSup>
         <m:r>
           <m:rPr>
             <m:sty m:val="p"/>
           </m:rPr>
           <m:t>=</m:t>
         </m:r>
-        <m:r>
-          <m:t>1</m:t>
-        </m:r>
-        <m:r>
-          <m:rPr>
-            <m:sty m:val="p"/>
-          </m:rPr>
-          <m:t>/</m:t>
-        </m:r>
-        <m:r>
-          <m:t>2</m:t>
-        </m:r>
-      </m:oMath>
-      <w:r>
-        <w:t xml:space="preserve">.</w:t>
-      </w:r>
-    </w:p>
-    <w:p>
-      <w:pPr>
-        <w:numPr>
-          <w:ilvl w:val="0"/>
-          <w:numId w:val="1004"/>
-        </w:numPr>
-      </w:pPr>
-      <w:r>
-        <w:t xml:space="preserve">Por que</w:t>
-      </w:r>
-      <w:r>
-        <w:t xml:space="preserve"> </w:t>
-      </w:r>
-      <m:oMath>
-        <m:sSub>
+        <m:sSubSup>
           <m:e>
             <m:r>
-              <m:t>N</m:t>
+              <m:t>a</m:t>
             </m:r>
           </m:e>
           <m:sub>
@@ -8725,23 +9107,198 @@
               <m:t>k</m:t>
             </m:r>
           </m:sub>
+          <m:sup>
+            <m:r>
+              <m:rPr>
+                <m:sty m:val="p"/>
+              </m:rPr>
+              <m:t>*</m:t>
+            </m:r>
+          </m:sup>
+        </m:sSubSup>
+      </m:oMath>
+      <w:r>
+        <w:t xml:space="preserve">.</w:t>
+      </w:r>
+    </w:p>
+    <w:p>
+      <w:pPr>
+        <w:pStyle w:val="BodyText"/>
+      </w:pPr>
+      <w:r>
+        <w:rPr>
+          <w:b/>
+          <w:bCs/>
+        </w:rPr>
+        <w:t xml:space="preserve">b)</w:t>
+      </w:r>
+      <w:r>
+        <w:t xml:space="preserve"> </w:t>
+      </w:r>
+      <w:r>
+        <w:t xml:space="preserve">Escreva</w:t>
+      </w:r>
+      <w:r>
+        <w:t xml:space="preserve"> </w:t>
+      </w:r>
+      <m:oMath>
+        <m:sSub>
+          <m:e>
+            <m:r>
+              <m:t>α</m:t>
+            </m:r>
+          </m:e>
+          <m:sub>
+            <m:r>
+              <m:rPr>
+                <m:sty m:val="b"/>
+              </m:rPr>
+              <m:t>k</m:t>
+            </m:r>
+          </m:sub>
         </m:sSub>
       </m:oMath>
       <w:r>
         <w:t xml:space="preserve"> </w:t>
       </w:r>
       <w:r>
-        <w:t xml:space="preserve">não pode ser zero?</w:t>
-      </w:r>
-    </w:p>
-    <w:bookmarkEnd w:id="33"/>
-    <w:bookmarkStart w:id="34" w:name="exercício-4-escolha-do-vácuo-essencial"/>
+        <w:t xml:space="preserve">em termos do produto simplético entre</w:t>
+      </w:r>
+      <w:r>
+        <w:t xml:space="preserve"> </w:t>
+      </w:r>
+      <m:oMath>
+        <m:sSubSup>
+          <m:e>
+            <m:r>
+              <m:t>f</m:t>
+            </m:r>
+          </m:e>
+          <m:sub>
+            <m:r>
+              <m:rPr>
+                <m:sty m:val="b"/>
+              </m:rPr>
+              <m:t>k</m:t>
+            </m:r>
+          </m:sub>
+          <m:sup>
+            <m:r>
+              <m:rPr>
+                <m:sty m:val="p"/>
+              </m:rPr>
+              <m:t>*</m:t>
+            </m:r>
+          </m:sup>
+        </m:sSubSup>
+      </m:oMath>
+      <w:r>
+        <w:t xml:space="preserve"> </w:t>
+      </w:r>
+      <w:r>
+        <w:t xml:space="preserve">e</w:t>
+      </w:r>
+      <w:r>
+        <w:t xml:space="preserve"> </w:t>
+      </w:r>
+      <m:oMath>
+        <m:r>
+          <m:t>ϕ</m:t>
+        </m:r>
+      </m:oMath>
+      <w:r>
+        <w:t xml:space="preserve">, e mostre que</w:t>
+      </w:r>
+      <w:r>
+        <w:t xml:space="preserve"> </w:t>
+      </w:r>
+      <m:oMath>
+        <m:sSub>
+          <m:e>
+            <m:r>
+              <m:t>α</m:t>
+            </m:r>
+          </m:e>
+          <m:sub>
+            <m:r>
+              <m:rPr>
+                <m:sty m:val="b"/>
+              </m:rPr>
+              <m:t>k</m:t>
+            </m:r>
+          </m:sub>
+        </m:sSub>
+      </m:oMath>
+      <w:r>
+        <w:t xml:space="preserve"> </w:t>
+      </w:r>
+      <w:r>
+        <w:t xml:space="preserve">é constante para soluções da equação de movimento livre.</w:t>
+      </w:r>
+    </w:p>
+    <w:p>
+      <w:pPr>
+        <w:pStyle w:val="BodyText"/>
+      </w:pPr>
+      <w:r>
+        <w:rPr>
+          <w:b/>
+          <w:bCs/>
+        </w:rPr>
+        <w:t xml:space="preserve">c)</w:t>
+      </w:r>
+      <w:r>
+        <w:t xml:space="preserve"> </w:t>
+      </w:r>
+      <w:r>
+        <w:t xml:space="preserve">O que acontece com</w:t>
+      </w:r>
+      <w:r>
+        <w:t xml:space="preserve"> </w:t>
+      </w:r>
+      <m:oMath>
+        <m:sSub>
+          <m:e>
+            <m:r>
+              <m:t>α</m:t>
+            </m:r>
+          </m:e>
+          <m:sub>
+            <m:r>
+              <m:rPr>
+                <m:sty m:val="b"/>
+              </m:rPr>
+              <m:t>k</m:t>
+            </m:r>
+          </m:sub>
+        </m:sSub>
+      </m:oMath>
+      <w:r>
+        <w:t xml:space="preserve"> </w:t>
+      </w:r>
+      <w:r>
+        <w:t xml:space="preserve">quando há uma fonte</w:t>
+      </w:r>
+      <w:r>
+        <w:t xml:space="preserve"> </w:t>
+      </w:r>
+      <m:oMath>
+        <m:r>
+          <m:t>J</m:t>
+        </m:r>
+      </m:oMath>
+      <w:r>
+        <w:t xml:space="preserve">?</w:t>
+      </w:r>
+    </w:p>
+    <w:bookmarkEnd w:id="34"/>
+    <w:bookmarkStart w:id="35" w:name="X68e32c16b6586d10622a5a18158fc9b33f8acca"/>
     <w:p>
       <w:pPr>
         <w:pStyle w:val="Heading2"/>
       </w:pPr>
       <w:r>
-        <w:t xml:space="preserve">7.4 Exercício 4: Escolha do Vácuo</w:t>
+        <w:t xml:space="preserve">7.5 Exercício 5: Solução com Fonte e Propagador Retardado</w:t>
       </w:r>
       <w:r>
         <w:t xml:space="preserve"> </w:t>
@@ -8759,16 +9316,26 @@
         <w:pStyle w:val="FirstParagraph"/>
       </w:pPr>
       <w:r>
-        <w:t xml:space="preserve">A escolha mais simples é</w:t>
+        <w:rPr>
+          <w:b/>
+          <w:bCs/>
+        </w:rPr>
+        <w:t xml:space="preserve">a)</w:t>
+      </w:r>
+      <w:r>
+        <w:t xml:space="preserve"> </w:t>
+      </w:r>
+      <w:r>
+        <w:t xml:space="preserve">Defina</w:t>
       </w:r>
       <w:r>
         <w:t xml:space="preserve"> </w:t>
       </w:r>
       <m:oMath>
-        <m:sSub>
+        <m:sSubSup>
           <m:e>
             <m:r>
-              <m:t>M</m:t>
+              <m:t>α</m:t>
             </m:r>
           </m:e>
           <m:sub>
@@ -8779,6 +9346,148 @@
               <m:t>k</m:t>
             </m:r>
           </m:sub>
+          <m:sup>
+            <m:r>
+              <m:t>J</m:t>
+            </m:r>
+          </m:sup>
+        </m:sSubSup>
+        <m:r>
+          <m:rPr>
+            <m:sty m:val="p"/>
+          </m:rPr>
+          <m:t>(</m:t>
+        </m:r>
+        <m:sSubSup>
+          <m:e>
+            <m:r>
+              <m:t>x</m:t>
+            </m:r>
+          </m:e>
+          <m:sub>
+            <m:r>
+              <m:t>0</m:t>
+            </m:r>
+          </m:sub>
+          <m:sup>
+            <m:r>
+              <m:rPr>
+                <m:sty m:val="p"/>
+              </m:rPr>
+              <m:t>′</m:t>
+            </m:r>
+          </m:sup>
+        </m:sSubSup>
+        <m:r>
+          <m:rPr>
+            <m:sty m:val="p"/>
+          </m:rPr>
+          <m:t>)</m:t>
+        </m:r>
+      </m:oMath>
+      <w:r>
+        <w:t xml:space="preserve"> </w:t>
+      </w:r>
+      <w:r>
+        <w:t xml:space="preserve">e, derivando</w:t>
+      </w:r>
+      <w:r>
+        <w:t xml:space="preserve"> </w:t>
+      </w:r>
+      <m:oMath>
+        <m:sSub>
+          <m:e>
+            <m:r>
+              <m:t>ϕ</m:t>
+            </m:r>
+          </m:e>
+          <m:sub>
+            <m:r>
+              <m:t>J</m:t>
+            </m:r>
+          </m:sub>
+        </m:sSub>
+      </m:oMath>
+      <w:r>
+        <w:t xml:space="preserve"> </w:t>
+      </w:r>
+      <w:r>
+        <w:t xml:space="preserve">em relação a</w:t>
+      </w:r>
+      <w:r>
+        <w:t xml:space="preserve"> </w:t>
+      </w:r>
+      <m:oMath>
+        <m:sSub>
+          <m:e>
+            <m:r>
+              <m:t>x</m:t>
+            </m:r>
+          </m:e>
+          <m:sub>
+            <m:r>
+              <m:t>0</m:t>
+            </m:r>
+          </m:sub>
+        </m:sSub>
+      </m:oMath>
+      <w:r>
+        <w:t xml:space="preserve"> </w:t>
+      </w:r>
+      <w:r>
+        <w:t xml:space="preserve">(regra de Leibniz no limite superior), mostre que</w:t>
+      </w:r>
+      <w:r>
+        <w:t xml:space="preserve"> </w:t>
+      </w:r>
+      <m:oMath>
+        <m:r>
+          <m:rPr>
+            <m:sty m:val="p"/>
+          </m:rPr>
+          <m:t>(</m:t>
+        </m:r>
+        <m:r>
+          <m:rPr>
+            <m:sty m:val="p"/>
+          </m:rPr>
+          <m:t>□</m:t>
+        </m:r>
+        <m:r>
+          <m:rPr>
+            <m:sty m:val="p"/>
+          </m:rPr>
+          <m:t>+</m:t>
+        </m:r>
+        <m:sSup>
+          <m:e>
+            <m:r>
+              <m:t>m</m:t>
+            </m:r>
+          </m:e>
+          <m:sup>
+            <m:r>
+              <m:t>2</m:t>
+            </m:r>
+          </m:sup>
+        </m:sSup>
+        <m:r>
+          <m:rPr>
+            <m:sty m:val="p"/>
+          </m:rPr>
+          <m:t>)</m:t>
+        </m:r>
+        <m:sSub>
+          <m:e>
+            <m:r>
+              <m:t>ϕ</m:t>
+            </m:r>
+          </m:e>
+          <m:sub>
+            <m:r>
+              <m:t>J</m:t>
+            </m:r>
+          </m:sub>
         </m:sSub>
         <m:r>
           <m:rPr>
@@ -8787,7 +9496,7 @@
           <m:t>=</m:t>
         </m:r>
         <m:r>
-          <m:t>0</m:t>
+          <m:t>J</m:t>
         </m:r>
       </m:oMath>
       <w:r>
@@ -8796,1404 +9505,336 @@
     </w:p>
     <w:p>
       <w:pPr>
-        <w:numPr>
-          <w:ilvl w:val="0"/>
-          <w:numId w:val="1005"/>
-        </w:numPr>
-      </w:pPr>
-      <w:r>
-        <w:t xml:space="preserve">Qual é o valor de</w:t>
-      </w:r>
-      <w:r>
-        <w:t xml:space="preserve"> </w:t>
-      </w:r>
-      <m:oMath>
-        <m:sSub>
-          <m:e>
-            <m:r>
-              <m:t>N</m:t>
-            </m:r>
-          </m:e>
-          <m:sub>
-            <m:r>
-              <m:rPr>
-                <m:sty m:val="b"/>
-              </m:rPr>
-              <m:t>k</m:t>
-            </m:r>
-          </m:sub>
-        </m:sSub>
-      </m:oMath>
-      <w:r>
-        <w:t xml:space="preserve"> </w:t>
-      </w:r>
-      <w:r>
-        <w:t xml:space="preserve">nesta escolha?</w:t>
-      </w:r>
-    </w:p>
-    <w:p>
-      <w:pPr>
-        <w:numPr>
-          <w:ilvl w:val="0"/>
-          <w:numId w:val="1005"/>
-        </w:numPr>
-      </w:pPr>
-      <w:r>
-        <w:t xml:space="preserve">Escreva explicitamente as funções</w:t>
-      </w:r>
-      <w:r>
-        <w:t xml:space="preserve"> </w:t>
-      </w:r>
-      <m:oMath>
-        <m:sSub>
-          <m:e>
-            <m:r>
-              <m:t>f</m:t>
-            </m:r>
-          </m:e>
-          <m:sub>
-            <m:r>
-              <m:rPr>
-                <m:sty m:val="b"/>
-              </m:rPr>
-              <m:t>k</m:t>
-            </m:r>
-          </m:sub>
-        </m:sSub>
-      </m:oMath>
-      <w:r>
-        <w:t xml:space="preserve"> </w:t>
-      </w:r>
-      <w:r>
-        <w:t xml:space="preserve">e</w:t>
-      </w:r>
-      <w:r>
-        <w:t xml:space="preserve"> </w:t>
-      </w:r>
-      <m:oMath>
-        <m:sSub>
-          <m:e>
-            <m:r>
-              <m:t>q</m:t>
-            </m:r>
-          </m:e>
-          <m:sub>
-            <m:r>
-              <m:rPr>
-                <m:sty m:val="b"/>
-              </m:rPr>
-              <m:t>k</m:t>
-            </m:r>
-          </m:sub>
-        </m:sSub>
-      </m:oMath>
-      <w:r>
-        <w:t xml:space="preserve"> </w:t>
-      </w:r>
-      <w:r>
-        <w:t xml:space="preserve">para esta escolha.</w:t>
-      </w:r>
-    </w:p>
-    <w:p>
-      <w:pPr>
-        <w:numPr>
-          <w:ilvl w:val="0"/>
-          <w:numId w:val="1005"/>
-        </w:numPr>
-      </w:pPr>
-      <w:r>
-        <w:t xml:space="preserve">Qual é a interpretação física de ter</w:t>
-      </w:r>
-      <w:r>
-        <w:t xml:space="preserve"> </w:t>
-      </w:r>
-      <m:oMath>
-        <m:sSub>
-          <m:e>
-            <m:r>
-              <m:t>M</m:t>
-            </m:r>
-          </m:e>
-          <m:sub>
-            <m:r>
-              <m:rPr>
-                <m:sty m:val="b"/>
-              </m:rPr>
-              <m:t>k</m:t>
-            </m:r>
-          </m:sub>
-        </m:sSub>
-        <m:r>
-          <m:rPr>
-            <m:sty m:val="p"/>
-          </m:rPr>
-          <m:t>=</m:t>
-        </m:r>
-        <m:r>
-          <m:t>0</m:t>
-        </m:r>
-      </m:oMath>
-      <w:r>
-        <w:t xml:space="preserve">?</w:t>
-      </w:r>
-    </w:p>
-    <w:p>
-      <w:pPr>
-        <w:numPr>
-          <w:ilvl w:val="0"/>
-          <w:numId w:val="1005"/>
-        </w:numPr>
-      </w:pPr>
-      <w:r>
-        <w:t xml:space="preserve">Que tipo de vácuo esta escolha define?</w:t>
-      </w:r>
-    </w:p>
-    <w:bookmarkEnd w:id="34"/>
-    <w:bookmarkStart w:id="35" w:name="X20fa50d17f44e88314a6f8fd68889b006bb8556"/>
-    <w:p>
-      <w:pPr>
-        <w:pStyle w:val="Heading2"/>
-      </w:pPr>
-      <w:r>
-        <w:t xml:space="preserve">7.5 Exercício 5: Complexo Conjugado e Inversão Temporal</w:t>
-      </w:r>
-    </w:p>
-    <w:p>
-      <w:pPr>
-        <w:pStyle w:val="FirstParagraph"/>
-      </w:pPr>
-      <w:r>
-        <w:t xml:space="preserve">Considere o complexo conjugado das funções de base.</w:t>
-      </w:r>
-    </w:p>
-    <w:p>
-      <w:pPr>
-        <w:numPr>
-          <w:ilvl w:val="0"/>
-          <w:numId w:val="1006"/>
-        </w:numPr>
-      </w:pPr>
-      <w:r>
-        <w:t xml:space="preserve">Escreva</w:t>
-      </w:r>
-      <w:r>
-        <w:t xml:space="preserve"> </w:t>
-      </w:r>
-      <m:oMath>
-        <m:sSubSup>
-          <m:e>
-            <m:r>
-              <m:t>f</m:t>
-            </m:r>
-          </m:e>
-          <m:sub>
-            <m:r>
-              <m:rPr>
-                <m:sty m:val="b"/>
-              </m:rPr>
-              <m:t>k</m:t>
-            </m:r>
-          </m:sub>
-          <m:sup>
-            <m:r>
-              <m:rPr>
-                <m:sty m:val="p"/>
-              </m:rPr>
-              <m:t>*</m:t>
-            </m:r>
-          </m:sup>
-        </m:sSubSup>
-      </m:oMath>
-      <w:r>
-        <w:t xml:space="preserve"> </w:t>
-      </w:r>
-      <w:r>
-        <w:t xml:space="preserve">e</w:t>
-      </w:r>
-      <w:r>
-        <w:t xml:space="preserve"> </w:t>
-      </w:r>
-      <m:oMath>
-        <m:sSubSup>
-          <m:e>
-            <m:r>
-              <m:t>q</m:t>
-            </m:r>
-          </m:e>
-          <m:sub>
-            <m:r>
-              <m:rPr>
-                <m:sty m:val="b"/>
-              </m:rPr>
-              <m:t>k</m:t>
-            </m:r>
-          </m:sub>
-          <m:sup>
-            <m:r>
-              <m:rPr>
-                <m:sty m:val="p"/>
-              </m:rPr>
-              <m:t>*</m:t>
-            </m:r>
-          </m:sup>
-        </m:sSubSup>
-      </m:oMath>
-      <w:r>
-        <w:t xml:space="preserve"> </w:t>
-      </w:r>
-      <w:r>
-        <w:t xml:space="preserve">explicitamente.</w:t>
-      </w:r>
-    </w:p>
-    <w:p>
-      <w:pPr>
-        <w:numPr>
-          <w:ilvl w:val="0"/>
-          <w:numId w:val="1006"/>
-        </w:numPr>
-      </w:pPr>
-      <w:r>
-        <w:t xml:space="preserve">Mostre que</w:t>
-      </w:r>
-      <w:r>
-        <w:t xml:space="preserve"> </w:t>
-      </w:r>
-      <m:oMath>
-        <m:r>
-          <m:rPr>
-            <m:sty m:val="p"/>
-          </m:rPr>
-          <m:t>(</m:t>
-        </m:r>
-        <m:sSubSup>
-          <m:e>
-            <m:r>
-              <m:t>f</m:t>
-            </m:r>
-          </m:e>
-          <m:sub>
-            <m:r>
-              <m:rPr>
-                <m:sty m:val="b"/>
-              </m:rPr>
-              <m:t>k</m:t>
-            </m:r>
-          </m:sub>
-          <m:sup>
-            <m:r>
-              <m:rPr>
-                <m:sty m:val="p"/>
-              </m:rPr>
-              <m:t>*</m:t>
-            </m:r>
-          </m:sup>
-        </m:sSubSup>
-        <m:r>
-          <m:rPr>
-            <m:sty m:val="p"/>
-          </m:rPr>
-          <m:t>,</m:t>
-        </m:r>
-        <m:sSubSup>
-          <m:e>
-            <m:r>
-              <m:t>q</m:t>
-            </m:r>
-          </m:e>
-          <m:sub>
-            <m:r>
-              <m:rPr>
-                <m:sty m:val="b"/>
-              </m:rPr>
-              <m:t>k</m:t>
-            </m:r>
-          </m:sub>
-          <m:sup>
-            <m:r>
-              <m:rPr>
-                <m:sty m:val="p"/>
-              </m:rPr>
-              <m:t>*</m:t>
-            </m:r>
-          </m:sup>
-        </m:sSubSup>
-        <m:r>
-          <m:rPr>
-            <m:sty m:val="p"/>
-          </m:rPr>
-          <m:t>)</m:t>
-        </m:r>
-        <m:r>
-          <m:rPr>
-            <m:sty m:val="p"/>
-          </m:rPr>
-          <m:t>=</m:t>
-        </m:r>
-        <m:r>
-          <m:rPr>
-            <m:sty m:val="p"/>
-          </m:rPr>
-          <m:t>−</m:t>
-        </m:r>
-        <m:r>
-          <m:rPr>
-            <m:sty m:val="p"/>
-          </m:rPr>
-          <m:t>(</m:t>
-        </m:r>
-        <m:sSub>
-          <m:e>
-            <m:r>
-              <m:t>f</m:t>
-            </m:r>
-          </m:e>
-          <m:sub>
-            <m:r>
-              <m:rPr>
-                <m:sty m:val="b"/>
-              </m:rPr>
-              <m:t>k</m:t>
-            </m:r>
-          </m:sub>
-        </m:sSub>
-        <m:r>
-          <m:rPr>
-            <m:sty m:val="p"/>
-          </m:rPr>
-          <m:t>,</m:t>
-        </m:r>
-        <m:sSub>
-          <m:e>
-            <m:r>
-              <m:t>q</m:t>
-            </m:r>
-          </m:e>
-          <m:sub>
-            <m:r>
-              <m:rPr>
-                <m:sty m:val="b"/>
-              </m:rPr>
-              <m:t>k</m:t>
-            </m:r>
-          </m:sub>
-        </m:sSub>
-        <m:r>
-          <m:rPr>
-            <m:sty m:val="p"/>
-          </m:rPr>
-          <m:t>)</m:t>
-        </m:r>
-      </m:oMath>
-      <w:r>
-        <w:t xml:space="preserve"> </w:t>
-      </w:r>
-      <w:r>
-        <w:t xml:space="preserve">em termos do produto simplético.</w:t>
-      </w:r>
-    </w:p>
-    <w:p>
-      <w:pPr>
-        <w:numPr>
-          <w:ilvl w:val="0"/>
-          <w:numId w:val="1006"/>
-        </w:numPr>
-      </w:pPr>
-      <w:r>
-        <w:t xml:space="preserve">Relacione o complexo conjugado com a inversão temporal</w:t>
-      </w:r>
-      <w:r>
-        <w:t xml:space="preserve"> </w:t>
-      </w:r>
-      <m:oMath>
-        <m:sSub>
-          <m:e>
-            <m:r>
-              <m:t>x</m:t>
-            </m:r>
-          </m:e>
-          <m:sub>
-            <m:r>
-              <m:t>0</m:t>
-            </m:r>
-          </m:sub>
-        </m:sSub>
-        <m:r>
-          <m:rPr>
-            <m:sty m:val="p"/>
-          </m:rPr>
-          <m:t>→</m:t>
-        </m:r>
-        <m:r>
-          <m:rPr>
-            <m:sty m:val="p"/>
-          </m:rPr>
-          <m:t>−</m:t>
-        </m:r>
-        <m:sSub>
-          <m:e>
-            <m:r>
-              <m:t>x</m:t>
-            </m:r>
-          </m:e>
-          <m:sub>
-            <m:r>
-              <m:t>0</m:t>
-            </m:r>
-          </m:sub>
-        </m:sSub>
-      </m:oMath>
-      <w:r>
-        <w:t xml:space="preserve">.</w:t>
-      </w:r>
-    </w:p>
-    <w:p>
-      <w:pPr>
-        <w:numPr>
-          <w:ilvl w:val="0"/>
-          <w:numId w:val="1006"/>
-        </w:numPr>
-      </w:pPr>
-      <w:r>
-        <w:t xml:space="preserve">Qual é a importância desta relação para a teoria quântica de campos?</w:t>
-      </w:r>
-    </w:p>
-    <w:bookmarkEnd w:id="35"/>
-    <w:bookmarkStart w:id="36" w:name="exercício-6-decomposição-de-um-campo"/>
-    <w:p>
-      <w:pPr>
-        <w:pStyle w:val="Heading2"/>
-      </w:pPr>
-      <w:r>
-        <w:t xml:space="preserve">7.6 Exercício 6: Decomposição de um Campo</w:t>
-      </w:r>
-    </w:p>
-    <w:p>
-      <w:pPr>
-        <w:pStyle w:val="FirstParagraph"/>
-      </w:pPr>
-      <w:r>
-        <w:t xml:space="preserve">Um campo escalar real</w:t>
-      </w:r>
-      <w:r>
-        <w:t xml:space="preserve"> </w:t>
-      </w:r>
-      <m:oMath>
-        <m:r>
-          <m:t>ϕ</m:t>
-        </m:r>
-        <m:r>
-          <m:rPr>
-            <m:sty m:val="p"/>
-          </m:rPr>
-          <m:t>(</m:t>
-        </m:r>
-        <m:r>
-          <m:t>x</m:t>
-        </m:r>
-        <m:r>
-          <m:rPr>
-            <m:sty m:val="p"/>
-          </m:rPr>
-          <m:t>)</m:t>
-        </m:r>
-      </m:oMath>
-      <w:r>
-        <w:t xml:space="preserve"> </w:t>
-      </w:r>
-      <w:r>
-        <w:t xml:space="preserve">pode ser decomposto em modos de Fourier.</w:t>
-      </w:r>
-    </w:p>
-    <w:p>
-      <w:pPr>
-        <w:numPr>
-          <w:ilvl w:val="0"/>
-          <w:numId w:val="1007"/>
-        </w:numPr>
-      </w:pPr>
-      <w:r>
-        <w:t xml:space="preserve">Escreva a decomposição de</w:t>
-      </w:r>
-      <w:r>
-        <w:t xml:space="preserve"> </w:t>
-      </w:r>
-      <m:oMath>
-        <m:r>
-          <m:t>ϕ</m:t>
-        </m:r>
-        <m:r>
-          <m:rPr>
-            <m:sty m:val="p"/>
-          </m:rPr>
-          <m:t>(</m:t>
-        </m:r>
-        <m:r>
-          <m:t>x</m:t>
-        </m:r>
-        <m:r>
-          <m:rPr>
-            <m:sty m:val="p"/>
-          </m:rPr>
-          <m:t>)</m:t>
-        </m:r>
-      </m:oMath>
-      <w:r>
-        <w:t xml:space="preserve"> </w:t>
-      </w:r>
-      <w:r>
-        <w:t xml:space="preserve">em termos de</w:t>
-      </w:r>
-      <w:r>
-        <w:t xml:space="preserve"> </w:t>
-      </w:r>
-      <m:oMath>
-        <m:sSub>
-          <m:e>
-            <m:r>
-              <m:t>a</m:t>
-            </m:r>
-          </m:e>
-          <m:sub>
-            <m:r>
-              <m:rPr>
-                <m:sty m:val="b"/>
-              </m:rPr>
-              <m:t>k</m:t>
-            </m:r>
-          </m:sub>
-        </m:sSub>
-      </m:oMath>
-      <w:r>
-        <w:t xml:space="preserve"> </w:t>
-      </w:r>
-      <w:r>
-        <w:t xml:space="preserve">e</w:t>
-      </w:r>
-      <w:r>
-        <w:t xml:space="preserve"> </w:t>
-      </w:r>
-      <m:oMath>
-        <m:sSubSup>
-          <m:e>
-            <m:r>
-              <m:t>a</m:t>
-            </m:r>
-          </m:e>
-          <m:sub>
-            <m:r>
-              <m:rPr>
-                <m:sty m:val="b"/>
-              </m:rPr>
-              <m:t>k</m:t>
-            </m:r>
-          </m:sub>
-          <m:sup>
-            <m:r>
-              <m:rPr>
-                <m:sty m:val="p"/>
-              </m:rPr>
-              <m:t>†</m:t>
-            </m:r>
-          </m:sup>
-        </m:sSubSup>
-      </m:oMath>
-      <w:r>
-        <w:t xml:space="preserve">.</w:t>
-      </w:r>
-    </w:p>
-    <w:p>
-      <w:pPr>
-        <w:numPr>
-          <w:ilvl w:val="0"/>
-          <w:numId w:val="1007"/>
-        </w:numPr>
-      </w:pPr>
-      <w:r>
-        <w:t xml:space="preserve">Qual é a relação entre os coeficientes</w:t>
-      </w:r>
-      <w:r>
-        <w:t xml:space="preserve"> </w:t>
-      </w:r>
-      <m:oMath>
-        <m:sSub>
-          <m:e>
-            <m:r>
-              <m:t>α</m:t>
-            </m:r>
-          </m:e>
-          <m:sub>
-            <m:r>
-              <m:rPr>
-                <m:sty m:val="b"/>
-              </m:rPr>
-              <m:t>k</m:t>
-            </m:r>
-          </m:sub>
-        </m:sSub>
-      </m:oMath>
-      <w:r>
-        <w:t xml:space="preserve"> </w:t>
-      </w:r>
-      <w:r>
-        <w:t xml:space="preserve">da decomposição e</w:t>
-      </w:r>
-      <w:r>
-        <w:t xml:space="preserve"> </w:t>
-      </w:r>
-      <m:oMath>
-        <m:sSub>
-          <m:e>
-            <m:r>
-              <m:t>a</m:t>
-            </m:r>
-          </m:e>
-          <m:sub>
-            <m:r>
-              <m:rPr>
-                <m:sty m:val="b"/>
-              </m:rPr>
-              <m:t>k</m:t>
-            </m:r>
-          </m:sub>
-        </m:sSub>
-      </m:oMath>
-      <w:r>
-        <w:t xml:space="preserve">?</w:t>
-      </w:r>
-    </w:p>
-    <w:p>
-      <w:pPr>
-        <w:numPr>
-          <w:ilvl w:val="0"/>
-          <w:numId w:val="1007"/>
-        </w:numPr>
-      </w:pPr>
-      <w:r>
-        <w:t xml:space="preserve">Mostre que</w:t>
-      </w:r>
-      <w:r>
-        <w:t xml:space="preserve"> </w:t>
-      </w:r>
-      <m:oMath>
-        <m:r>
-          <m:t>ϕ</m:t>
-        </m:r>
-        <m:r>
-          <m:rPr>
-            <m:sty m:val="p"/>
-          </m:rPr>
-          <m:t>(</m:t>
-        </m:r>
-        <m:r>
-          <m:t>x</m:t>
-        </m:r>
-        <m:r>
-          <m:rPr>
-            <m:sty m:val="p"/>
-          </m:rPr>
-          <m:t>)</m:t>
-        </m:r>
-      </m:oMath>
-      <w:r>
-        <w:t xml:space="preserve"> </w:t>
-      </w:r>
-      <w:r>
-        <w:t xml:space="preserve">é real se</w:t>
-      </w:r>
-      <w:r>
-        <w:t xml:space="preserve"> </w:t>
-      </w:r>
-      <m:oMath>
-        <m:sSubSup>
-          <m:e>
-            <m:r>
-              <m:t>a</m:t>
-            </m:r>
-          </m:e>
-          <m:sub>
-            <m:r>
-              <m:rPr>
-                <m:sty m:val="b"/>
-              </m:rPr>
-              <m:t>k</m:t>
-            </m:r>
-          </m:sub>
-          <m:sup>
-            <m:r>
-              <m:rPr>
-                <m:sty m:val="p"/>
-              </m:rPr>
-              <m:t>†</m:t>
-            </m:r>
-          </m:sup>
-        </m:sSubSup>
-        <m:r>
-          <m:rPr>
-            <m:sty m:val="p"/>
-          </m:rPr>
-          <m:t>=</m:t>
-        </m:r>
-        <m:sSubSup>
-          <m:e>
-            <m:r>
-              <m:t>a</m:t>
-            </m:r>
-          </m:e>
-          <m:sub>
-            <m:r>
-              <m:rPr>
-                <m:sty m:val="b"/>
-              </m:rPr>
-              <m:t>k</m:t>
-            </m:r>
-          </m:sub>
-          <m:sup>
-            <m:r>
-              <m:rPr>
-                <m:sty m:val="p"/>
-              </m:rPr>
-              <m:t>*</m:t>
-            </m:r>
-          </m:sup>
-        </m:sSubSup>
-      </m:oMath>
-      <w:r>
-        <w:t xml:space="preserve">.</w:t>
-      </w:r>
-    </w:p>
-    <w:p>
-      <w:pPr>
-        <w:numPr>
-          <w:ilvl w:val="0"/>
-          <w:numId w:val="1007"/>
-        </w:numPr>
-      </w:pPr>
-      <w:r>
-        <w:t xml:space="preserve">Qual é o significado físico de</w:t>
-      </w:r>
-      <w:r>
-        <w:t xml:space="preserve"> </w:t>
-      </w:r>
-      <m:oMath>
-        <m:sSub>
-          <m:e>
-            <m:r>
-              <m:t>a</m:t>
-            </m:r>
-          </m:e>
-          <m:sub>
-            <m:r>
-              <m:rPr>
-                <m:sty m:val="b"/>
-              </m:rPr>
-              <m:t>k</m:t>
-            </m:r>
-          </m:sub>
-        </m:sSub>
-      </m:oMath>
-      <w:r>
-        <w:t xml:space="preserve"> </w:t>
-      </w:r>
-      <w:r>
-        <w:t xml:space="preserve">e</w:t>
-      </w:r>
-      <w:r>
-        <w:t xml:space="preserve"> </w:t>
-      </w:r>
-      <m:oMath>
-        <m:sSubSup>
-          <m:e>
-            <m:r>
-              <m:t>a</m:t>
-            </m:r>
-          </m:e>
-          <m:sub>
-            <m:r>
-              <m:rPr>
-                <m:sty m:val="b"/>
-              </m:rPr>
-              <m:t>k</m:t>
-            </m:r>
-          </m:sub>
-          <m:sup>
-            <m:r>
-              <m:rPr>
-                <m:sty m:val="p"/>
-              </m:rPr>
-              <m:t>†</m:t>
-            </m:r>
-          </m:sup>
-        </m:sSubSup>
-      </m:oMath>
-      <w:r>
-        <w:t xml:space="preserve">?</w:t>
-      </w:r>
-    </w:p>
-    <w:bookmarkEnd w:id="36"/>
-    <w:bookmarkStart w:id="37" w:name="exercício-7-coeficientes-de-decomposição"/>
-    <w:p>
-      <w:pPr>
-        <w:pStyle w:val="Heading2"/>
-      </w:pPr>
-      <w:r>
-        <w:t xml:space="preserve">7.7 Exercício 7: Coeficientes de Decomposição</w:t>
-      </w:r>
-    </w:p>
-    <w:p>
-      <w:pPr>
-        <w:pStyle w:val="FirstParagraph"/>
-      </w:pPr>
-      <w:r>
-        <w:t xml:space="preserve">Os coeficientes de decomposição são obtidos pelo produto simplético.</w:t>
-      </w:r>
-    </w:p>
-    <w:p>
-      <w:pPr>
-        <w:numPr>
-          <w:ilvl w:val="0"/>
-          <w:numId w:val="1008"/>
-        </w:numPr>
-      </w:pPr>
-      <w:r>
-        <w:t xml:space="preserve">Defina</w:t>
-      </w:r>
-      <w:r>
-        <w:t xml:space="preserve"> </w:t>
-      </w:r>
-      <m:oMath>
-        <m:sSub>
-          <m:e>
-            <m:r>
-              <m:t>α</m:t>
-            </m:r>
-          </m:e>
-          <m:sub>
-            <m:r>
-              <m:rPr>
-                <m:sty m:val="b"/>
-              </m:rPr>
-              <m:t>k</m:t>
-            </m:r>
-          </m:sub>
-        </m:sSub>
-      </m:oMath>
-      <w:r>
-        <w:t xml:space="preserve"> </w:t>
-      </w:r>
-      <w:r>
-        <w:t xml:space="preserve">em termos do produto simplético entre</w:t>
-      </w:r>
-      <w:r>
-        <w:t xml:space="preserve"> </w:t>
-      </w:r>
-      <m:oMath>
-        <m:sSubSup>
-          <m:e>
-            <m:r>
-              <m:t>f</m:t>
-            </m:r>
-          </m:e>
-          <m:sub>
-            <m:r>
-              <m:rPr>
-                <m:sty m:val="b"/>
-              </m:rPr>
-              <m:t>k</m:t>
-            </m:r>
-          </m:sub>
-          <m:sup>
-            <m:r>
-              <m:rPr>
-                <m:sty m:val="p"/>
-              </m:rPr>
-              <m:t>*</m:t>
-            </m:r>
-          </m:sup>
-        </m:sSubSup>
-      </m:oMath>
-      <w:r>
-        <w:t xml:space="preserve"> </w:t>
-      </w:r>
-      <w:r>
-        <w:t xml:space="preserve">e</w:t>
-      </w:r>
-      <w:r>
-        <w:t xml:space="preserve"> </w:t>
-      </w:r>
-      <m:oMath>
-        <m:r>
-          <m:t>ϕ</m:t>
-        </m:r>
-      </m:oMath>
-      <w:r>
-        <w:t xml:space="preserve">.</w:t>
-      </w:r>
-    </w:p>
-    <w:p>
-      <w:pPr>
-        <w:numPr>
-          <w:ilvl w:val="0"/>
-          <w:numId w:val="1008"/>
-        </w:numPr>
-      </w:pPr>
-      <w:r>
-        <w:t xml:space="preserve">Escreva a expressão integral para</w:t>
-      </w:r>
-      <w:r>
-        <w:t xml:space="preserve"> </w:t>
-      </w:r>
-      <m:oMath>
-        <m:sSub>
-          <m:e>
-            <m:r>
-              <m:t>α</m:t>
-            </m:r>
-          </m:e>
-          <m:sub>
-            <m:r>
-              <m:rPr>
-                <m:sty m:val="b"/>
-              </m:rPr>
-              <m:t>k</m:t>
-            </m:r>
-          </m:sub>
-        </m:sSub>
-      </m:oMath>
-      <w:r>
-        <w:t xml:space="preserve">.</w:t>
-      </w:r>
-    </w:p>
-    <w:p>
-      <w:pPr>
-        <w:numPr>
-          <w:ilvl w:val="0"/>
-          <w:numId w:val="1008"/>
-        </w:numPr>
-      </w:pPr>
-      <w:r>
-        <w:t xml:space="preserve">Mostre que</w:t>
-      </w:r>
-      <w:r>
-        <w:t xml:space="preserve"> </w:t>
-      </w:r>
-      <m:oMath>
-        <m:sSub>
-          <m:e>
-            <m:r>
-              <m:t>α</m:t>
-            </m:r>
-          </m:e>
-          <m:sub>
-            <m:r>
-              <m:rPr>
-                <m:sty m:val="b"/>
-              </m:rPr>
-              <m:t>k</m:t>
-            </m:r>
-          </m:sub>
-        </m:sSub>
-      </m:oMath>
-      <w:r>
-        <w:t xml:space="preserve"> </w:t>
-      </w:r>
-      <w:r>
-        <w:t xml:space="preserve">é constante para soluções da equação de movimento livre.</w:t>
-      </w:r>
-    </w:p>
-    <w:p>
-      <w:pPr>
-        <w:numPr>
-          <w:ilvl w:val="0"/>
-          <w:numId w:val="1008"/>
-        </w:numPr>
-      </w:pPr>
-      <w:r>
-        <w:t xml:space="preserve">O que acontece com</w:t>
-      </w:r>
-      <w:r>
-        <w:t xml:space="preserve"> </w:t>
-      </w:r>
-      <m:oMath>
-        <m:sSub>
-          <m:e>
-            <m:r>
-              <m:t>α</m:t>
-            </m:r>
-          </m:e>
-          <m:sub>
-            <m:r>
-              <m:rPr>
-                <m:sty m:val="b"/>
-              </m:rPr>
-              <m:t>k</m:t>
-            </m:r>
-          </m:sub>
-        </m:sSub>
-      </m:oMath>
-      <w:r>
-        <w:t xml:space="preserve"> </w:t>
-      </w:r>
-      <w:r>
-        <w:t xml:space="preserve">quando há uma fonte</w:t>
-      </w:r>
-      <w:r>
-        <w:t xml:space="preserve"> </w:t>
-      </w:r>
-      <m:oMath>
-        <m:r>
-          <m:t>J</m:t>
-        </m:r>
-      </m:oMath>
-      <w:r>
-        <w:t xml:space="preserve">?</w:t>
-      </w:r>
-    </w:p>
-    <w:bookmarkEnd w:id="37"/>
-    <w:bookmarkStart w:id="38" w:name="exercício-8-solução-com-fonte"/>
-    <w:p>
-      <w:pPr>
-        <w:pStyle w:val="Heading2"/>
-      </w:pPr>
-      <w:r>
-        <w:t xml:space="preserve">7.8 Exercício 8: Solução com Fonte</w:t>
-      </w:r>
-    </w:p>
-    <w:p>
-      <w:pPr>
-        <w:pStyle w:val="FirstParagraph"/>
-      </w:pPr>
-      <w:r>
-        <w:t xml:space="preserve">Considere a equação</w:t>
-      </w:r>
-      <w:r>
-        <w:t xml:space="preserve"> </w:t>
-      </w:r>
-      <m:oMath>
-        <m:r>
-          <m:rPr>
-            <m:sty m:val="p"/>
-          </m:rPr>
-          <m:t>(</m:t>
-        </m:r>
-        <m:r>
-          <m:rPr>
-            <m:sty m:val="p"/>
-          </m:rPr>
-          <m:t>□</m:t>
-        </m:r>
-        <m:r>
-          <m:rPr>
-            <m:sty m:val="p"/>
-          </m:rPr>
-          <m:t>+</m:t>
-        </m:r>
-        <m:sSup>
-          <m:e>
-            <m:r>
-              <m:t>m</m:t>
-            </m:r>
-          </m:e>
-          <m:sup>
-            <m:r>
-              <m:t>2</m:t>
-            </m:r>
-          </m:sup>
-        </m:sSup>
-        <m:r>
-          <m:rPr>
-            <m:sty m:val="p"/>
-          </m:rPr>
-          <m:t>)</m:t>
-        </m:r>
-        <m:r>
-          <m:t>ϕ</m:t>
-        </m:r>
-        <m:r>
-          <m:rPr>
-            <m:sty m:val="p"/>
-          </m:rPr>
-          <m:t>(</m:t>
-        </m:r>
-        <m:r>
-          <m:t>x</m:t>
-        </m:r>
-        <m:r>
-          <m:rPr>
-            <m:sty m:val="p"/>
-          </m:rPr>
-          <m:t>)</m:t>
-        </m:r>
-        <m:r>
-          <m:rPr>
-            <m:sty m:val="p"/>
-          </m:rPr>
-          <m:t>=</m:t>
-        </m:r>
-        <m:r>
-          <m:t>J</m:t>
-        </m:r>
-        <m:r>
-          <m:rPr>
-            <m:sty m:val="p"/>
-          </m:rPr>
-          <m:t>(</m:t>
-        </m:r>
-        <m:r>
-          <m:t>x</m:t>
-        </m:r>
-        <m:r>
-          <m:rPr>
-            <m:sty m:val="p"/>
-          </m:rPr>
-          <m:t>)</m:t>
-        </m:r>
-      </m:oMath>
-      <w:r>
-        <w:t xml:space="preserve">.</w:t>
-      </w:r>
-    </w:p>
-    <w:p>
-      <w:pPr>
-        <w:numPr>
-          <w:ilvl w:val="0"/>
-          <w:numId w:val="1009"/>
-        </w:numPr>
-      </w:pPr>
-      <w:r>
-        <w:t xml:space="preserve">Escreva a solução</w:t>
-      </w:r>
-      <w:r>
-        <w:t xml:space="preserve"> </w:t>
-      </w:r>
-      <m:oMath>
-        <m:sSub>
-          <m:e>
-            <m:r>
-              <m:t>ϕ</m:t>
-            </m:r>
-          </m:e>
-          <m:sub>
-            <m:r>
-              <m:t>J</m:t>
-            </m:r>
-          </m:sub>
-        </m:sSub>
-        <m:r>
-          <m:rPr>
-            <m:sty m:val="p"/>
-          </m:rPr>
-          <m:t>(</m:t>
-        </m:r>
-        <m:r>
-          <m:t>x</m:t>
-        </m:r>
-        <m:r>
-          <m:rPr>
-            <m:sty m:val="p"/>
-          </m:rPr>
-          <m:t>)</m:t>
-        </m:r>
-      </m:oMath>
-      <w:r>
-        <w:t xml:space="preserve"> </w:t>
-      </w:r>
-      <w:r>
-        <w:t xml:space="preserve">em termos da integral temporal.</w:t>
-      </w:r>
-    </w:p>
-    <w:p>
-      <w:pPr>
-        <w:numPr>
-          <w:ilvl w:val="0"/>
-          <w:numId w:val="1009"/>
-        </w:numPr>
-      </w:pPr>
-      <w:r>
-        <w:t xml:space="preserve">Defina</w:t>
-      </w:r>
-      <w:r>
-        <w:t xml:space="preserve"> </w:t>
-      </w:r>
-      <m:oMath>
-        <m:sSubSup>
-          <m:e>
-            <m:r>
-              <m:t>α</m:t>
-            </m:r>
-          </m:e>
-          <m:sub>
-            <m:r>
-              <m:rPr>
-                <m:sty m:val="b"/>
-              </m:rPr>
-              <m:t>k</m:t>
-            </m:r>
-          </m:sub>
-          <m:sup>
-            <m:r>
-              <m:t>J</m:t>
-            </m:r>
-          </m:sup>
-        </m:sSubSup>
-        <m:r>
-          <m:rPr>
-            <m:sty m:val="p"/>
-          </m:rPr>
-          <m:t>(</m:t>
-        </m:r>
-        <m:sSubSup>
-          <m:e>
-            <m:r>
-              <m:t>x</m:t>
-            </m:r>
-          </m:e>
-          <m:sub>
-            <m:r>
-              <m:t>0</m:t>
-            </m:r>
-          </m:sub>
-          <m:sup>
-            <m:r>
-              <m:rPr>
-                <m:sty m:val="p"/>
-              </m:rPr>
-              <m:t>′</m:t>
-            </m:r>
-          </m:sup>
-        </m:sSubSup>
-        <m:r>
-          <m:rPr>
-            <m:sty m:val="p"/>
-          </m:rPr>
-          <m:t>)</m:t>
-        </m:r>
-      </m:oMath>
-      <w:r>
-        <w:t xml:space="preserve"> </w:t>
-      </w:r>
-      <w:r>
-        <w:t xml:space="preserve">e mostre que</w:t>
-      </w:r>
-      <w:r>
-        <w:t xml:space="preserve"> </w:t>
-      </w:r>
-      <m:oMath>
-        <m:sSub>
-          <m:e>
-            <m:acc>
-              <m:accPr>
-                <m:chr m:val="̇"/>
-              </m:accPr>
-              <m:e>
-                <m:r>
-                  <m:t>ϕ</m:t>
-                </m:r>
-              </m:e>
-            </m:acc>
-          </m:e>
-          <m:sub>
-            <m:r>
-              <m:t>J</m:t>
-            </m:r>
-          </m:sub>
-        </m:sSub>
-        <m:r>
-          <m:rPr>
-            <m:sty m:val="p"/>
-          </m:rPr>
-          <m:t>=</m:t>
-        </m:r>
-        <m:r>
-          <m:t>J</m:t>
-        </m:r>
-        <m:r>
-          <m:rPr>
-            <m:sty m:val="p"/>
-          </m:rPr>
-          <m:t>+</m:t>
-        </m:r>
-        <m:r>
-          <m:rPr>
-            <m:sty m:val="p"/>
-          </m:rPr>
-          <m:t>(</m:t>
-        </m:r>
-        <m:r>
-          <m:rPr>
-            <m:sty m:val="p"/>
-          </m:rPr>
-          <m:t>□</m:t>
-        </m:r>
-        <m:r>
-          <m:rPr>
-            <m:sty m:val="p"/>
-          </m:rPr>
-          <m:t>+</m:t>
-        </m:r>
-        <m:sSup>
-          <m:e>
-            <m:r>
-              <m:t>m</m:t>
-            </m:r>
-          </m:e>
-          <m:sup>
-            <m:r>
-              <m:t>2</m:t>
-            </m:r>
-          </m:sup>
-        </m:sSup>
-        <m:r>
-          <m:rPr>
-            <m:sty m:val="p"/>
-          </m:rPr>
-          <m:t>)</m:t>
-        </m:r>
-        <m:sSub>
-          <m:e>
-            <m:r>
-              <m:t>ϕ</m:t>
-            </m:r>
-          </m:e>
-          <m:sub>
-            <m:r>
-              <m:t>J</m:t>
-            </m:r>
-          </m:sub>
-        </m:sSub>
-      </m:oMath>
-      <w:r>
-        <w:t xml:space="preserve">.</w:t>
-      </w:r>
-    </w:p>
-    <w:p>
-      <w:pPr>
-        <w:numPr>
-          <w:ilvl w:val="0"/>
-          <w:numId w:val="1009"/>
-        </w:numPr>
-      </w:pPr>
-      <w:r>
-        <w:t xml:space="preserve">Qual é a condição de contorno que torna a solução causal?</w:t>
-      </w:r>
-    </w:p>
-    <w:bookmarkEnd w:id="38"/>
-    <w:bookmarkStart w:id="39" w:name="X4ace2930e70022a668e6d11a364339654cf7f18"/>
-    <w:p>
-      <w:pPr>
-        <w:pStyle w:val="Heading2"/>
-      </w:pPr>
-      <w:r>
-        <w:t xml:space="preserve">7.9 Exercício 9: Propagador Retardado</w:t>
-      </w:r>
-      <w:r>
-        <w:t xml:space="preserve"> </w:t>
-      </w:r>
+        <w:pStyle w:val="BodyText"/>
+      </w:pPr>
       <w:r>
         <w:rPr>
           <w:b/>
           <w:bCs/>
         </w:rPr>
-        <w:t xml:space="preserve">(Essencial)</w:t>
+        <w:t xml:space="preserve">b)</w:t>
+      </w:r>
+      <w:r>
+        <w:t xml:space="preserve"> </w:t>
+      </w:r>
+      <w:r>
+        <w:t xml:space="preserve">Qual é a condição de contorno que torna a solução causal?</w:t>
+      </w:r>
+    </w:p>
+    <w:p>
+      <w:pPr>
+        <w:pStyle w:val="BodyText"/>
+      </w:pPr>
+      <w:r>
+        <w:rPr>
+          <w:b/>
+          <w:bCs/>
+        </w:rPr>
+        <w:t xml:space="preserve">c)</w:t>
+      </w:r>
+      <w:r>
+        <w:t xml:space="preserve"> </w:t>
+      </w:r>
+      <w:r>
+        <w:t xml:space="preserve">Partindo da decomposição em modos, mostre que</w:t>
+      </w:r>
+    </w:p>
+    <w:p>
+      <w:pPr>
+        <w:pStyle w:val="BodyText"/>
+      </w:pPr>
+      <m:oMathPara>
+        <m:oMathParaPr>
+          <m:jc m:val="center"/>
+        </m:oMathParaPr>
+        <m:oMath>
+          <m:sSub>
+            <m:e>
+              <m:r>
+                <m:t>G</m:t>
+              </m:r>
+            </m:e>
+            <m:sub>
+              <m:r>
+                <m:t>R</m:t>
+              </m:r>
+            </m:sub>
+          </m:sSub>
+          <m:r>
+            <m:rPr>
+              <m:sty m:val="p"/>
+            </m:rPr>
+            <m:t>(</m:t>
+          </m:r>
+          <m:r>
+            <m:t>x</m:t>
+          </m:r>
+          <m:r>
+            <m:rPr>
+              <m:sty m:val="p"/>
+            </m:rPr>
+            <m:t>−</m:t>
+          </m:r>
+          <m:sSup>
+            <m:e>
+              <m:r>
+                <m:t>x</m:t>
+              </m:r>
+            </m:e>
+            <m:sup>
+              <m:r>
+                <m:rPr>
+                  <m:sty m:val="p"/>
+                </m:rPr>
+                <m:t>′</m:t>
+              </m:r>
+            </m:sup>
+          </m:sSup>
+          <m:r>
+            <m:rPr>
+              <m:sty m:val="p"/>
+            </m:rPr>
+            <m:t>)</m:t>
+          </m:r>
+          <m:r>
+            <m:rPr>
+              <m:sty m:val="p"/>
+            </m:rPr>
+            <m:t>=</m:t>
+          </m:r>
+          <m:r>
+            <m:t>θ</m:t>
+          </m:r>
+          <m:r>
+            <m:rPr>
+              <m:sty m:val="p"/>
+            </m:rPr>
+            <m:t>(</m:t>
+          </m:r>
+          <m:sSub>
+            <m:e>
+              <m:r>
+                <m:t>x</m:t>
+              </m:r>
+            </m:e>
+            <m:sub>
+              <m:r>
+                <m:t>0</m:t>
+              </m:r>
+            </m:sub>
+          </m:sSub>
+          <m:r>
+            <m:rPr>
+              <m:sty m:val="p"/>
+            </m:rPr>
+            <m:t>−</m:t>
+          </m:r>
+          <m:sSubSup>
+            <m:e>
+              <m:r>
+                <m:t>x</m:t>
+              </m:r>
+            </m:e>
+            <m:sub>
+              <m:r>
+                <m:t>0</m:t>
+              </m:r>
+            </m:sub>
+            <m:sup>
+              <m:r>
+                <m:rPr>
+                  <m:sty m:val="p"/>
+                </m:rPr>
+                <m:t>′</m:t>
+              </m:r>
+            </m:sup>
+          </m:sSubSup>
+          <m:r>
+            <m:rPr>
+              <m:sty m:val="p"/>
+            </m:rPr>
+            <m:t>)</m:t>
+          </m:r>
+          <m:r>
+            <m:rPr>
+              <m:sty m:val="p"/>
+            </m:rPr>
+            <m:t>∫</m:t>
+          </m:r>
+          <m:f>
+            <m:fPr>
+              <m:type m:val="bar"/>
+            </m:fPr>
+            <m:num>
+              <m:sSup>
+                <m:e>
+                  <m:r>
+                    <m:t>d</m:t>
+                  </m:r>
+                </m:e>
+                <m:sup>
+                  <m:r>
+                    <m:t>3</m:t>
+                  </m:r>
+                </m:sup>
+              </m:sSup>
+              <m:r>
+                <m:t>k</m:t>
+              </m:r>
+            </m:num>
+            <m:den>
+              <m:r>
+                <m:rPr>
+                  <m:sty m:val="p"/>
+                </m:rPr>
+                <m:t>(</m:t>
+              </m:r>
+              <m:r>
+                <m:t>2</m:t>
+              </m:r>
+              <m:r>
+                <m:t>π</m:t>
+              </m:r>
+              <m:sSup>
+                <m:e>
+                  <m:r>
+                    <m:rPr>
+                      <m:sty m:val="p"/>
+                    </m:rPr>
+                    <m:t>)</m:t>
+                  </m:r>
+                </m:e>
+                <m:sup>
+                  <m:r>
+                    <m:t>3</m:t>
+                  </m:r>
+                </m:sup>
+              </m:sSup>
+            </m:den>
+          </m:f>
+          <m:f>
+            <m:fPr>
+              <m:type m:val="bar"/>
+            </m:fPr>
+            <m:num>
+              <m:r>
+                <m:t>1</m:t>
+              </m:r>
+            </m:num>
+            <m:den>
+              <m:r>
+                <m:t>2</m:t>
+              </m:r>
+              <m:r>
+                <m:t>ω</m:t>
+              </m:r>
+            </m:den>
+          </m:f>
+          <m:d>
+            <m:dPr>
+              <m:begChr m:val="["/>
+              <m:sepChr m:val=""/>
+              <m:endChr m:val="]"/>
+              <m:grow/>
+            </m:dPr>
+            <m:e>
+              <m:sSup>
+                <m:e>
+                  <m:r>
+                    <m:t>e</m:t>
+                  </m:r>
+                </m:e>
+                <m:sup>
+                  <m:r>
+                    <m:rPr>
+                      <m:sty m:val="p"/>
+                    </m:rPr>
+                    <m:t>−</m:t>
+                  </m:r>
+                  <m:r>
+                    <m:t>i</m:t>
+                  </m:r>
+                  <m:r>
+                    <m:t>k</m:t>
+                  </m:r>
+                  <m:r>
+                    <m:rPr>
+                      <m:sty m:val="p"/>
+                    </m:rPr>
+                    <m:t>⋅</m:t>
+                  </m:r>
+                  <m:r>
+                    <m:rPr>
+                      <m:sty m:val="p"/>
+                    </m:rPr>
+                    <m:t>Δ</m:t>
+                  </m:r>
+                  <m:r>
+                    <m:t>x</m:t>
+                  </m:r>
+                </m:sup>
+              </m:sSup>
+              <m:r>
+                <m:rPr>
+                  <m:sty m:val="p"/>
+                </m:rPr>
+                <m:t>−</m:t>
+              </m:r>
+              <m:sSup>
+                <m:e>
+                  <m:r>
+                    <m:t>e</m:t>
+                  </m:r>
+                </m:e>
+                <m:sup>
+                  <m:r>
+                    <m:rPr>
+                      <m:sty m:val="p"/>
+                    </m:rPr>
+                    <m:t>+</m:t>
+                  </m:r>
+                  <m:r>
+                    <m:t>i</m:t>
+                  </m:r>
+                  <m:r>
+                    <m:t>k</m:t>
+                  </m:r>
+                  <m:r>
+                    <m:rPr>
+                      <m:sty m:val="p"/>
+                    </m:rPr>
+                    <m:t>⋅</m:t>
+                  </m:r>
+                  <m:r>
+                    <m:rPr>
+                      <m:sty m:val="p"/>
+                    </m:rPr>
+                    <m:t>Δ</m:t>
+                  </m:r>
+                  <m:r>
+                    <m:t>x</m:t>
+                  </m:r>
+                </m:sup>
+              </m:sSup>
+            </m:e>
+          </m:d>
+          <m:r>
+            <m:rPr>
+              <m:sty m:val="p"/>
+            </m:rPr>
+            <m:t>.</m:t>
+          </m:r>
+        </m:oMath>
+      </m:oMathPara>
+    </w:p>
+    <w:bookmarkEnd w:id="35"/>
+    <w:bookmarkStart w:id="36" w:name="exercício-6-causalidade-e-o-cone-de-luz"/>
+    <w:p>
+      <w:pPr>
+        <w:pStyle w:val="Heading2"/>
+      </w:pPr>
+      <w:r>
+        <w:t xml:space="preserve">7.6 Exercício 6: Causalidade e o Cone de Luz</w:t>
       </w:r>
     </w:p>
     <w:p>
@@ -10201,622 +9842,15 @@
         <w:pStyle w:val="FirstParagraph"/>
       </w:pPr>
       <w:r>
-        <w:t xml:space="preserve">O propagador retardado é definido por</w:t>
-      </w:r>
-      <w:r>
-        <w:t xml:space="preserve"> </w:t>
-      </w:r>
-      <m:oMath>
-        <m:sSub>
-          <m:e>
-            <m:r>
-              <m:t>ϕ</m:t>
-            </m:r>
-          </m:e>
-          <m:sub>
-            <m:r>
-              <m:t>J</m:t>
-            </m:r>
-          </m:sub>
-        </m:sSub>
-        <m:r>
-          <m:rPr>
-            <m:sty m:val="p"/>
-          </m:rPr>
-          <m:t>(</m:t>
-        </m:r>
-        <m:r>
-          <m:t>x</m:t>
-        </m:r>
-        <m:r>
-          <m:rPr>
-            <m:sty m:val="p"/>
-          </m:rPr>
-          <m:t>)</m:t>
-        </m:r>
-        <m:r>
-          <m:rPr>
-            <m:sty m:val="p"/>
-          </m:rPr>
-          <m:t>=</m:t>
-        </m:r>
-        <m:r>
-          <m:rPr>
-            <m:sty m:val="p"/>
-          </m:rPr>
-          <m:t>∫</m:t>
-        </m:r>
-        <m:sSup>
-          <m:e>
-            <m:r>
-              <m:t>d</m:t>
-            </m:r>
-          </m:e>
-          <m:sup>
-            <m:r>
-              <m:t>4</m:t>
-            </m:r>
-          </m:sup>
-        </m:sSup>
-        <m:sSup>
-          <m:e>
-            <m:r>
-              <m:t>x</m:t>
-            </m:r>
-          </m:e>
-          <m:sup>
-            <m:r>
-              <m:rPr>
-                <m:sty m:val="p"/>
-              </m:rPr>
-              <m:t>′</m:t>
-            </m:r>
-          </m:sup>
-        </m:sSup>
-        <m:sSub>
-          <m:e>
-            <m:r>
-              <m:t>G</m:t>
-            </m:r>
-          </m:e>
-          <m:sub>
-            <m:r>
-              <m:t>R</m:t>
-            </m:r>
-          </m:sub>
-        </m:sSub>
-        <m:r>
-          <m:rPr>
-            <m:sty m:val="p"/>
-          </m:rPr>
-          <m:t>(</m:t>
-        </m:r>
-        <m:r>
-          <m:t>x</m:t>
-        </m:r>
-        <m:r>
-          <m:rPr>
-            <m:sty m:val="p"/>
-          </m:rPr>
-          <m:t>−</m:t>
-        </m:r>
-        <m:sSup>
-          <m:e>
-            <m:r>
-              <m:t>x</m:t>
-            </m:r>
-          </m:e>
-          <m:sup>
-            <m:r>
-              <m:rPr>
-                <m:sty m:val="p"/>
-              </m:rPr>
-              <m:t>′</m:t>
-            </m:r>
-          </m:sup>
-        </m:sSup>
-        <m:r>
-          <m:rPr>
-            <m:sty m:val="p"/>
-          </m:rPr>
-          <m:t>)</m:t>
-        </m:r>
-        <m:r>
-          <m:t>J</m:t>
-        </m:r>
-        <m:r>
-          <m:rPr>
-            <m:sty m:val="p"/>
-          </m:rPr>
-          <m:t>(</m:t>
-        </m:r>
-        <m:sSup>
-          <m:e>
-            <m:r>
-              <m:t>x</m:t>
-            </m:r>
-          </m:e>
-          <m:sup>
-            <m:r>
-              <m:rPr>
-                <m:sty m:val="p"/>
-              </m:rPr>
-              <m:t>′</m:t>
-            </m:r>
-          </m:sup>
-        </m:sSup>
-        <m:r>
-          <m:rPr>
-            <m:sty m:val="p"/>
-          </m:rPr>
-          <m:t>)</m:t>
-        </m:r>
-      </m:oMath>
-      <w:r>
-        <w:t xml:space="preserve">.</w:t>
-      </w:r>
-    </w:p>
-    <w:p>
-      <w:pPr>
-        <w:numPr>
-          <w:ilvl w:val="0"/>
-          <w:numId w:val="1010"/>
-        </w:numPr>
-      </w:pPr>
-      <w:r>
-        <w:t xml:space="preserve">Escreva a expressão para</w:t>
-      </w:r>
-      <w:r>
-        <w:t xml:space="preserve"> </w:t>
-      </w:r>
-      <m:oMath>
-        <m:sSub>
-          <m:e>
-            <m:r>
-              <m:t>G</m:t>
-            </m:r>
-          </m:e>
-          <m:sub>
-            <m:r>
-              <m:t>R</m:t>
-            </m:r>
-          </m:sub>
-        </m:sSub>
-        <m:r>
-          <m:rPr>
-            <m:sty m:val="p"/>
-          </m:rPr>
-          <m:t>(</m:t>
-        </m:r>
-        <m:r>
-          <m:t>x</m:t>
-        </m:r>
-        <m:r>
-          <m:rPr>
-            <m:sty m:val="p"/>
-          </m:rPr>
-          <m:t>−</m:t>
-        </m:r>
-        <m:sSup>
-          <m:e>
-            <m:r>
-              <m:t>x</m:t>
-            </m:r>
-          </m:e>
-          <m:sup>
-            <m:r>
-              <m:rPr>
-                <m:sty m:val="p"/>
-              </m:rPr>
-              <m:t>′</m:t>
-            </m:r>
-          </m:sup>
-        </m:sSup>
-        <m:r>
-          <m:rPr>
-            <m:sty m:val="p"/>
-          </m:rPr>
-          <m:t>)</m:t>
-        </m:r>
-      </m:oMath>
-      <w:r>
-        <w:t xml:space="preserve"> </w:t>
-      </w:r>
-      <w:r>
-        <w:t xml:space="preserve">usando a decomposição em modos.</w:t>
-      </w:r>
-    </w:p>
-    <w:p>
-      <w:pPr>
-        <w:numPr>
-          <w:ilvl w:val="0"/>
-          <w:numId w:val="1010"/>
-        </w:numPr>
-      </w:pPr>
-      <w:r>
-        <w:t xml:space="preserve">Mostre que</w:t>
-      </w:r>
-      <w:r>
-        <w:t xml:space="preserve"> </w:t>
-      </w:r>
-      <m:oMath>
-        <m:sSub>
-          <m:e>
-            <m:r>
-              <m:t>G</m:t>
-            </m:r>
-          </m:e>
-          <m:sub>
-            <m:r>
-              <m:t>R</m:t>
-            </m:r>
-          </m:sub>
-        </m:sSub>
-        <m:r>
-          <m:rPr>
-            <m:sty m:val="p"/>
-          </m:rPr>
-          <m:t>(</m:t>
-        </m:r>
-        <m:r>
-          <m:t>x</m:t>
-        </m:r>
-        <m:r>
-          <m:rPr>
-            <m:sty m:val="p"/>
-          </m:rPr>
-          <m:t>−</m:t>
-        </m:r>
-        <m:sSup>
-          <m:e>
-            <m:r>
-              <m:t>x</m:t>
-            </m:r>
-          </m:e>
-          <m:sup>
-            <m:r>
-              <m:rPr>
-                <m:sty m:val="p"/>
-              </m:rPr>
-              <m:t>′</m:t>
-            </m:r>
-          </m:sup>
-        </m:sSup>
-        <m:r>
-          <m:rPr>
-            <m:sty m:val="p"/>
-          </m:rPr>
-          <m:t>)</m:t>
-        </m:r>
-        <m:r>
-          <m:rPr>
-            <m:sty m:val="p"/>
-          </m:rPr>
-          <m:t>=</m:t>
-        </m:r>
-        <m:r>
-          <m:t>θ</m:t>
-        </m:r>
-        <m:r>
-          <m:rPr>
-            <m:sty m:val="p"/>
-          </m:rPr>
-          <m:t>(</m:t>
-        </m:r>
-        <m:sSub>
-          <m:e>
-            <m:r>
-              <m:t>x</m:t>
-            </m:r>
-          </m:e>
-          <m:sub>
-            <m:r>
-              <m:t>0</m:t>
-            </m:r>
-          </m:sub>
-        </m:sSub>
-        <m:r>
-          <m:rPr>
-            <m:sty m:val="p"/>
-          </m:rPr>
-          <m:t>−</m:t>
-        </m:r>
-        <m:sSubSup>
-          <m:e>
-            <m:r>
-              <m:t>x</m:t>
-            </m:r>
-          </m:e>
-          <m:sub>
-            <m:r>
-              <m:t>0</m:t>
-            </m:r>
-          </m:sub>
-          <m:sup>
-            <m:r>
-              <m:rPr>
-                <m:sty m:val="p"/>
-              </m:rPr>
-              <m:t>′</m:t>
-            </m:r>
-          </m:sup>
-        </m:sSubSup>
-        <m:r>
-          <m:rPr>
-            <m:sty m:val="p"/>
-          </m:rPr>
-          <m:t>)</m:t>
-        </m:r>
-        <m:r>
-          <m:rPr>
-            <m:sty m:val="p"/>
-          </m:rPr>
-          <m:t>∫</m:t>
-        </m:r>
-        <m:f>
-          <m:fPr>
-            <m:type m:val="bar"/>
-          </m:fPr>
-          <m:num>
-            <m:sSup>
-              <m:e>
-                <m:r>
-                  <m:t>d</m:t>
-                </m:r>
-              </m:e>
-              <m:sup>
-                <m:r>
-                  <m:t>3</m:t>
-                </m:r>
-              </m:sup>
-            </m:sSup>
-            <m:r>
-              <m:t>k</m:t>
-            </m:r>
-          </m:num>
-          <m:den>
-            <m:r>
-              <m:rPr>
-                <m:sty m:val="p"/>
-              </m:rPr>
-              <m:t>(</m:t>
-            </m:r>
-            <m:r>
-              <m:t>2</m:t>
-            </m:r>
-            <m:r>
-              <m:t>π</m:t>
-            </m:r>
-            <m:sSup>
-              <m:e>
-                <m:r>
-                  <m:rPr>
-                    <m:sty m:val="p"/>
-                  </m:rPr>
-                  <m:t>)</m:t>
-                </m:r>
-              </m:e>
-              <m:sup>
-                <m:r>
-                  <m:t>3</m:t>
-                </m:r>
-              </m:sup>
-            </m:sSup>
-          </m:den>
-        </m:f>
-        <m:f>
-          <m:fPr>
-            <m:type m:val="bar"/>
-          </m:fPr>
-          <m:num>
-            <m:r>
-              <m:t>1</m:t>
-            </m:r>
-          </m:num>
-          <m:den>
-            <m:r>
-              <m:t>2</m:t>
-            </m:r>
-            <m:r>
-              <m:t>ω</m:t>
-            </m:r>
-          </m:den>
-        </m:f>
-        <m:r>
-          <m:rPr>
-            <m:sty m:val="p"/>
-          </m:rPr>
-          <m:t>[</m:t>
-        </m:r>
-        <m:sSup>
-          <m:e>
-            <m:r>
-              <m:t>e</m:t>
-            </m:r>
-          </m:e>
-          <m:sup>
-            <m:r>
-              <m:rPr>
-                <m:sty m:val="p"/>
-              </m:rPr>
-              <m:t>−</m:t>
-            </m:r>
-            <m:r>
-              <m:t>i</m:t>
-            </m:r>
-            <m:r>
-              <m:t>k</m:t>
-            </m:r>
-            <m:r>
-              <m:rPr>
-                <m:sty m:val="p"/>
-              </m:rPr>
-              <m:t>⋅</m:t>
-            </m:r>
-            <m:r>
-              <m:rPr>
-                <m:sty m:val="p"/>
-              </m:rPr>
-              <m:t>Δ</m:t>
-            </m:r>
-            <m:r>
-              <m:t>x</m:t>
-            </m:r>
-          </m:sup>
-        </m:sSup>
-        <m:r>
-          <m:rPr>
-            <m:sty m:val="p"/>
-          </m:rPr>
-          <m:t>−</m:t>
-        </m:r>
-        <m:sSup>
-          <m:e>
-            <m:r>
-              <m:t>e</m:t>
-            </m:r>
-          </m:e>
-          <m:sup>
-            <m:r>
-              <m:rPr>
-                <m:sty m:val="p"/>
-              </m:rPr>
-              <m:t>+</m:t>
-            </m:r>
-            <m:r>
-              <m:t>i</m:t>
-            </m:r>
-            <m:r>
-              <m:t>k</m:t>
-            </m:r>
-            <m:r>
-              <m:rPr>
-                <m:sty m:val="p"/>
-              </m:rPr>
-              <m:t>⋅</m:t>
-            </m:r>
-            <m:r>
-              <m:rPr>
-                <m:sty m:val="p"/>
-              </m:rPr>
-              <m:t>Δ</m:t>
-            </m:r>
-            <m:r>
-              <m:t>x</m:t>
-            </m:r>
-          </m:sup>
-        </m:sSup>
-        <m:r>
-          <m:rPr>
-            <m:sty m:val="p"/>
-          </m:rPr>
-          <m:t>]</m:t>
-        </m:r>
-      </m:oMath>
-      <w:r>
-        <w:t xml:space="preserve">.</w:t>
-      </w:r>
-    </w:p>
-    <w:p>
-      <w:pPr>
-        <w:numPr>
-          <w:ilvl w:val="0"/>
-          <w:numId w:val="1010"/>
-        </w:numPr>
-      </w:pPr>
-      <w:r>
-        <w:t xml:space="preserve">Por que a função degrau</w:t>
-      </w:r>
-      <w:r>
-        <w:t xml:space="preserve"> </w:t>
-      </w:r>
-      <m:oMath>
-        <m:r>
-          <m:t>θ</m:t>
-        </m:r>
-        <m:r>
-          <m:rPr>
-            <m:sty m:val="p"/>
-          </m:rPr>
-          <m:t>(</m:t>
-        </m:r>
-        <m:sSub>
-          <m:e>
-            <m:r>
-              <m:t>x</m:t>
-            </m:r>
-          </m:e>
-          <m:sub>
-            <m:r>
-              <m:t>0</m:t>
-            </m:r>
-          </m:sub>
-        </m:sSub>
-        <m:r>
-          <m:rPr>
-            <m:sty m:val="p"/>
-          </m:rPr>
-          <m:t>−</m:t>
-        </m:r>
-        <m:sSubSup>
-          <m:e>
-            <m:r>
-              <m:t>x</m:t>
-            </m:r>
-          </m:e>
-          <m:sub>
-            <m:r>
-              <m:t>0</m:t>
-            </m:r>
-          </m:sub>
-          <m:sup>
-            <m:r>
-              <m:rPr>
-                <m:sty m:val="p"/>
-              </m:rPr>
-              <m:t>′</m:t>
-            </m:r>
-          </m:sup>
-        </m:sSubSup>
-        <m:r>
-          <m:rPr>
-            <m:sty m:val="p"/>
-          </m:rPr>
-          <m:t>)</m:t>
-        </m:r>
-      </m:oMath>
-      <w:r>
-        <w:t xml:space="preserve"> </w:t>
-      </w:r>
-      <w:r>
-        <w:t xml:space="preserve">aparece no propagador?</w:t>
-      </w:r>
-    </w:p>
-    <w:bookmarkEnd w:id="39"/>
-    <w:bookmarkStart w:id="40" w:name="exercício-10-causalidade"/>
-    <w:p>
-      <w:pPr>
-        <w:pStyle w:val="Heading2"/>
-      </w:pPr>
-      <w:r>
-        <w:t xml:space="preserve">7.10 Exercício 10: Causalidade</w:t>
-      </w:r>
-    </w:p>
-    <w:p>
-      <w:pPr>
-        <w:pStyle w:val="FirstParagraph"/>
-      </w:pPr>
-      <w:r>
-        <w:t xml:space="preserve">O propagador retardado é não nulo apenas sobre o cone de luz.</w:t>
-      </w:r>
-    </w:p>
-    <w:p>
-      <w:pPr>
-        <w:numPr>
-          <w:ilvl w:val="0"/>
-          <w:numId w:val="1011"/>
-        </w:numPr>
-      </w:pPr>
+        <w:rPr>
+          <w:b/>
+          <w:bCs/>
+        </w:rPr>
+        <w:t xml:space="preserve">a)</w:t>
+      </w:r>
+      <w:r>
+        <w:t xml:space="preserve"> </w:t>
+      </w:r>
       <w:r>
         <w:t xml:space="preserve">Mostre que a integral em</w:t>
       </w:r>
@@ -10835,7 +9869,7 @@
         <w:t xml:space="preserve"> </w:t>
       </w:r>
       <w:r>
-        <w:t xml:space="preserve">pode ser escrita como</w:t>
+        <w:t xml:space="preserve">do Exercício 5(c) pode ser escrita como</w:t>
       </w:r>
       <w:r>
         <w:t xml:space="preserve"> </w:t>
@@ -11006,180 +10040,42 @@
     </w:p>
     <w:p>
       <w:pPr>
-        <w:numPr>
-          <w:ilvl w:val="0"/>
-          <w:numId w:val="1011"/>
-        </w:numPr>
-      </w:pPr>
-      <w:r>
-        <w:t xml:space="preserve">Interprete fisicamente esta expressão.</w:t>
-      </w:r>
-    </w:p>
-    <w:p>
-      <w:pPr>
-        <w:numPr>
-          <w:ilvl w:val="0"/>
-          <w:numId w:val="1011"/>
-        </w:numPr>
-      </w:pPr>
-      <w:r>
-        <w:t xml:space="preserve">Por que o propagador é zero fora do cone de luz?</w:t>
-      </w:r>
-    </w:p>
-    <w:p>
-      <w:pPr>
-        <w:numPr>
-          <w:ilvl w:val="0"/>
-          <w:numId w:val="1011"/>
-        </w:numPr>
-      </w:pPr>
-      <w:r>
-        <w:t xml:space="preserve">Como isso se relaciona com a causalidade na teoria?</w:t>
-      </w:r>
-    </w:p>
-    <w:bookmarkEnd w:id="40"/>
-    <w:bookmarkStart w:id="41" w:name="exercício-11-partículas-e-antipartículas"/>
-    <w:p>
-      <w:pPr>
-        <w:pStyle w:val="Heading2"/>
-      </w:pPr>
-      <w:r>
-        <w:t xml:space="preserve">7.11 Exercício 11: Partículas e Antipartículas</w:t>
-      </w:r>
-    </w:p>
-    <w:p>
-      <w:pPr>
-        <w:pStyle w:val="FirstParagraph"/>
-      </w:pPr>
-      <w:r>
-        <w:t xml:space="preserve">A simetria de inversão temporal implica a existência de partículas e antipartículas.</w:t>
-      </w:r>
-    </w:p>
-    <w:p>
-      <w:pPr>
-        <w:numPr>
-          <w:ilvl w:val="0"/>
-          <w:numId w:val="1012"/>
-        </w:numPr>
-      </w:pPr>
-      <w:r>
-        <w:t xml:space="preserve">Como a inversão temporal atua sobre os modos de Fourier?</w:t>
-      </w:r>
-    </w:p>
-    <w:p>
-      <w:pPr>
-        <w:numPr>
-          <w:ilvl w:val="0"/>
-          <w:numId w:val="1012"/>
-        </w:numPr>
-      </w:pPr>
-      <w:r>
-        <w:t xml:space="preserve">Qual é a relação entre uma partícula com momento</w:t>
-      </w:r>
-      <w:r>
-        <w:t xml:space="preserve"> </w:t>
-      </w:r>
-      <m:oMath>
-        <m:r>
-          <m:rPr>
-            <m:sty m:val="b"/>
-          </m:rPr>
-          <m:t>k</m:t>
-        </m:r>
-      </m:oMath>
-      <w:r>
-        <w:t xml:space="preserve"> </w:t>
-      </w:r>
-      <w:r>
-        <w:t xml:space="preserve">e uma antipartícula?</w:t>
-      </w:r>
-    </w:p>
-    <w:p>
-      <w:pPr>
-        <w:numPr>
-          <w:ilvl w:val="0"/>
-          <w:numId w:val="1012"/>
-        </w:numPr>
-      </w:pPr>
-      <w:r>
-        <w:t xml:space="preserve">Por que o fóton é sua própria antipartícula?</w:t>
-      </w:r>
-    </w:p>
-    <w:p>
-      <w:pPr>
-        <w:numPr>
-          <w:ilvl w:val="0"/>
-          <w:numId w:val="1012"/>
-        </w:numPr>
-      </w:pPr>
-      <w:r>
-        <w:t xml:space="preserve">O que acontece no caso de partículas carregadas?</w:t>
-      </w:r>
-    </w:p>
-    <w:bookmarkEnd w:id="41"/>
-    <w:bookmarkStart w:id="42" w:name="Xd1e1a52cd4b0552c7678fc512530797d1284012"/>
-    <w:p>
-      <w:pPr>
-        <w:pStyle w:val="Heading2"/>
-      </w:pPr>
-      <w:r>
-        <w:t xml:space="preserve">7.12 Exercício 12: Relação com Eletromagnetismo</w:t>
-      </w:r>
-    </w:p>
-    <w:p>
-      <w:pPr>
-        <w:pStyle w:val="FirstParagraph"/>
-      </w:pPr>
-      <w:r>
-        <w:t xml:space="preserve">O propagador do campo escalar é análogo ao do eletromagnetismo.</w:t>
-      </w:r>
-    </w:p>
-    <w:p>
-      <w:pPr>
-        <w:numPr>
-          <w:ilvl w:val="0"/>
-          <w:numId w:val="1013"/>
-        </w:numPr>
-      </w:pPr>
-      <w:r>
-        <w:t xml:space="preserve">Qual é a função de Green do operador de d’Alembert?</w:t>
-      </w:r>
-    </w:p>
-    <w:p>
-      <w:pPr>
-        <w:numPr>
-          <w:ilvl w:val="0"/>
-          <w:numId w:val="1013"/>
-        </w:numPr>
-      </w:pPr>
-      <w:r>
-        <w:t xml:space="preserve">Por que o potencial de Coulomb parece se propagar instantaneamente?</w:t>
-      </w:r>
-    </w:p>
-    <w:p>
-      <w:pPr>
-        <w:numPr>
-          <w:ilvl w:val="0"/>
-          <w:numId w:val="1013"/>
-        </w:numPr>
-      </w:pPr>
-      <w:r>
-        <w:t xml:space="preserve">Como a análise do propagador resolve esta aparente contradição?</w:t>
-      </w:r>
-    </w:p>
-    <w:p>
-      <w:pPr>
-        <w:numPr>
-          <w:ilvl w:val="0"/>
-          <w:numId w:val="1013"/>
-        </w:numPr>
-      </w:pPr>
-      <w:r>
-        <w:t xml:space="preserve">Qual é a relação entre o propagador e o cone de luz?</w:t>
-      </w:r>
-    </w:p>
-    <w:bookmarkEnd w:id="42"/>
-    <w:bookmarkEnd w:id="43"/>
+        <w:pStyle w:val="BodyText"/>
+      </w:pPr>
+      <w:r>
+        <w:rPr>
+          <w:b/>
+          <w:bCs/>
+        </w:rPr>
+        <w:t xml:space="preserve">b)</w:t>
+      </w:r>
+      <w:r>
+        <w:t xml:space="preserve"> </w:t>
+      </w:r>
+      <w:r>
+        <w:t xml:space="preserve">Por que o propagador se anula fora do cone de luz?</w:t>
+      </w:r>
+    </w:p>
+    <w:p>
+      <w:pPr>
+        <w:pStyle w:val="BodyText"/>
+      </w:pPr>
+      <w:r>
+        <w:rPr>
+          <w:b/>
+          <w:bCs/>
+        </w:rPr>
+        <w:t xml:space="preserve">c)</w:t>
+      </w:r>
+      <w:r>
+        <w:t xml:space="preserve"> </w:t>
+      </w:r>
+      <w:r>
+        <w:t xml:space="preserve">Como o potencial de Coulomb, aparentemente instantâneo, se reconcilia com este propagador causal?</w:t>
+      </w:r>
+    </w:p>
+    <w:bookmarkEnd w:id="36"/>
+    <w:bookmarkEnd w:id="37"/>
     <w:sectPr>
       <w:footnotePr>
         <w:numRestart w:val="eachSect"/>
@@ -11375,456 +10271,11 @@
       </w:pPr>
     </w:lvl>
   </w:abstractNum>
-  <w:abstractNum w:abstractNumId="99721">
-    <w:nsid w:val="00A99721"/>
-    <w:multiLevelType w:val="multilevel"/>
-    <w:lvl w:ilvl="0">
-      <w:start w:val="1"/>
-      <w:numFmt w:val="lowerLetter"/>
-      <w:lvlText w:val="%1)"/>
-      <w:lvlJc w:val="left"/>
-      <w:pPr>
-        <w:ind w:left="720" w:hanging="360"/>
-      </w:pPr>
-    </w:lvl>
-    <w:lvl w:ilvl="1">
-      <w:start w:val="1"/>
-      <w:numFmt w:val="lowerLetter"/>
-      <w:lvlText w:val="%2)"/>
-      <w:lvlJc w:val="left"/>
-      <w:pPr>
-        <w:ind w:left="1440" w:hanging="360"/>
-      </w:pPr>
-    </w:lvl>
-    <w:lvl w:ilvl="2">
-      <w:start w:val="1"/>
-      <w:numFmt w:val="lowerLetter"/>
-      <w:lvlText w:val="%3)"/>
-      <w:lvlJc w:val="left"/>
-      <w:pPr>
-        <w:ind w:left="2160" w:hanging="360"/>
-      </w:pPr>
-    </w:lvl>
-    <w:lvl w:ilvl="3">
-      <w:start w:val="1"/>
-      <w:numFmt w:val="lowerLetter"/>
-      <w:lvlText w:val="%4)"/>
-      <w:lvlJc w:val="left"/>
-      <w:pPr>
-        <w:ind w:left="2880" w:hanging="360"/>
-      </w:pPr>
-    </w:lvl>
-    <w:lvl w:ilvl="4">
-      <w:start w:val="1"/>
-      <w:numFmt w:val="lowerLetter"/>
-      <w:lvlText w:val="%5)"/>
-      <w:lvlJc w:val="left"/>
-      <w:pPr>
-        <w:ind w:left="3600" w:hanging="360"/>
-      </w:pPr>
-    </w:lvl>
-    <w:lvl w:ilvl="5">
-      <w:start w:val="1"/>
-      <w:numFmt w:val="lowerLetter"/>
-      <w:lvlText w:val="%6)"/>
-      <w:lvlJc w:val="left"/>
-      <w:pPr>
-        <w:ind w:left="4320" w:hanging="360"/>
-      </w:pPr>
-    </w:lvl>
-    <w:lvl w:ilvl="6">
-      <w:start w:val="1"/>
-      <w:numFmt w:val="lowerLetter"/>
-      <w:lvlText w:val="%7)"/>
-      <w:lvlJc w:val="left"/>
-      <w:pPr>
-        <w:ind w:left="5040" w:hanging="360"/>
-      </w:pPr>
-    </w:lvl>
-    <w:lvl w:ilvl="7">
-      <w:start w:val="1"/>
-      <w:numFmt w:val="lowerLetter"/>
-      <w:lvlText w:val="%8)"/>
-      <w:lvlJc w:val="left"/>
-      <w:pPr>
-        <w:ind w:left="5760" w:hanging="360"/>
-      </w:pPr>
-    </w:lvl>
-    <w:lvl w:ilvl="8">
-      <w:start w:val="1"/>
-      <w:numFmt w:val="lowerLetter"/>
-      <w:lvlText w:val="%9)"/>
-      <w:lvlJc w:val="left"/>
-      <w:pPr>
-        <w:ind w:left="6480" w:hanging="360"/>
-      </w:pPr>
-    </w:lvl>
-  </w:abstractNum>
   <w:num w:numId="1000">
     <w:abstractNumId w:val="990"/>
   </w:num>
   <w:num w:numId="1001">
     <w:abstractNumId w:val="99411"/>
-    <w:lvlOverride w:ilvl="0">
-      <w:startOverride w:val="1"/>
-    </w:lvlOverride>
-    <w:lvlOverride w:ilvl="1">
-      <w:startOverride w:val="1"/>
-    </w:lvlOverride>
-    <w:lvlOverride w:ilvl="2">
-      <w:startOverride w:val="1"/>
-    </w:lvlOverride>
-    <w:lvlOverride w:ilvl="3">
-      <w:startOverride w:val="1"/>
-    </w:lvlOverride>
-    <w:lvlOverride w:ilvl="4">
-      <w:startOverride w:val="1"/>
-    </w:lvlOverride>
-    <w:lvlOverride w:ilvl="5">
-      <w:startOverride w:val="1"/>
-    </w:lvlOverride>
-    <w:lvlOverride w:ilvl="6">
-      <w:startOverride w:val="1"/>
-    </w:lvlOverride>
-    <w:lvlOverride w:ilvl="7">
-      <w:startOverride w:val="1"/>
-    </w:lvlOverride>
-    <w:lvlOverride w:ilvl="8">
-      <w:startOverride w:val="1"/>
-    </w:lvlOverride>
-  </w:num>
-  <w:num w:numId="1002">
-    <w:abstractNumId w:val="99721"/>
-    <w:lvlOverride w:ilvl="0">
-      <w:startOverride w:val="1"/>
-    </w:lvlOverride>
-    <w:lvlOverride w:ilvl="1">
-      <w:startOverride w:val="1"/>
-    </w:lvlOverride>
-    <w:lvlOverride w:ilvl="2">
-      <w:startOverride w:val="1"/>
-    </w:lvlOverride>
-    <w:lvlOverride w:ilvl="3">
-      <w:startOverride w:val="1"/>
-    </w:lvlOverride>
-    <w:lvlOverride w:ilvl="4">
-      <w:startOverride w:val="1"/>
-    </w:lvlOverride>
-    <w:lvlOverride w:ilvl="5">
-      <w:startOverride w:val="1"/>
-    </w:lvlOverride>
-    <w:lvlOverride w:ilvl="6">
-      <w:startOverride w:val="1"/>
-    </w:lvlOverride>
-    <w:lvlOverride w:ilvl="7">
-      <w:startOverride w:val="1"/>
-    </w:lvlOverride>
-    <w:lvlOverride w:ilvl="8">
-      <w:startOverride w:val="1"/>
-    </w:lvlOverride>
-  </w:num>
-  <w:num w:numId="1003">
-    <w:abstractNumId w:val="99721"/>
-    <w:lvlOverride w:ilvl="0">
-      <w:startOverride w:val="1"/>
-    </w:lvlOverride>
-    <w:lvlOverride w:ilvl="1">
-      <w:startOverride w:val="1"/>
-    </w:lvlOverride>
-    <w:lvlOverride w:ilvl="2">
-      <w:startOverride w:val="1"/>
-    </w:lvlOverride>
-    <w:lvlOverride w:ilvl="3">
-      <w:startOverride w:val="1"/>
-    </w:lvlOverride>
-    <w:lvlOverride w:ilvl="4">
-      <w:startOverride w:val="1"/>
-    </w:lvlOverride>
-    <w:lvlOverride w:ilvl="5">
-      <w:startOverride w:val="1"/>
-    </w:lvlOverride>
-    <w:lvlOverride w:ilvl="6">
-      <w:startOverride w:val="1"/>
-    </w:lvlOverride>
-    <w:lvlOverride w:ilvl="7">
-      <w:startOverride w:val="1"/>
-    </w:lvlOverride>
-    <w:lvlOverride w:ilvl="8">
-      <w:startOverride w:val="1"/>
-    </w:lvlOverride>
-  </w:num>
-  <w:num w:numId="1004">
-    <w:abstractNumId w:val="99721"/>
-    <w:lvlOverride w:ilvl="0">
-      <w:startOverride w:val="1"/>
-    </w:lvlOverride>
-    <w:lvlOverride w:ilvl="1">
-      <w:startOverride w:val="1"/>
-    </w:lvlOverride>
-    <w:lvlOverride w:ilvl="2">
-      <w:startOverride w:val="1"/>
-    </w:lvlOverride>
-    <w:lvlOverride w:ilvl="3">
-      <w:startOverride w:val="1"/>
-    </w:lvlOverride>
-    <w:lvlOverride w:ilvl="4">
-      <w:startOverride w:val="1"/>
-    </w:lvlOverride>
-    <w:lvlOverride w:ilvl="5">
-      <w:startOverride w:val="1"/>
-    </w:lvlOverride>
-    <w:lvlOverride w:ilvl="6">
-      <w:startOverride w:val="1"/>
-    </w:lvlOverride>
-    <w:lvlOverride w:ilvl="7">
-      <w:startOverride w:val="1"/>
-    </w:lvlOverride>
-    <w:lvlOverride w:ilvl="8">
-      <w:startOverride w:val="1"/>
-    </w:lvlOverride>
-  </w:num>
-  <w:num w:numId="1005">
-    <w:abstractNumId w:val="99721"/>
-    <w:lvlOverride w:ilvl="0">
-      <w:startOverride w:val="1"/>
-    </w:lvlOverride>
-    <w:lvlOverride w:ilvl="1">
-      <w:startOverride w:val="1"/>
-    </w:lvlOverride>
-    <w:lvlOverride w:ilvl="2">
-      <w:startOverride w:val="1"/>
-    </w:lvlOverride>
-    <w:lvlOverride w:ilvl="3">
-      <w:startOverride w:val="1"/>
-    </w:lvlOverride>
-    <w:lvlOverride w:ilvl="4">
-      <w:startOverride w:val="1"/>
-    </w:lvlOverride>
-    <w:lvlOverride w:ilvl="5">
-      <w:startOverride w:val="1"/>
-    </w:lvlOverride>
-    <w:lvlOverride w:ilvl="6">
-      <w:startOverride w:val="1"/>
-    </w:lvlOverride>
-    <w:lvlOverride w:ilvl="7">
-      <w:startOverride w:val="1"/>
-    </w:lvlOverride>
-    <w:lvlOverride w:ilvl="8">
-      <w:startOverride w:val="1"/>
-    </w:lvlOverride>
-  </w:num>
-  <w:num w:numId="1006">
-    <w:abstractNumId w:val="99721"/>
-    <w:lvlOverride w:ilvl="0">
-      <w:startOverride w:val="1"/>
-    </w:lvlOverride>
-    <w:lvlOverride w:ilvl="1">
-      <w:startOverride w:val="1"/>
-    </w:lvlOverride>
-    <w:lvlOverride w:ilvl="2">
-      <w:startOverride w:val="1"/>
-    </w:lvlOverride>
-    <w:lvlOverride w:ilvl="3">
-      <w:startOverride w:val="1"/>
-    </w:lvlOverride>
-    <w:lvlOverride w:ilvl="4">
-      <w:startOverride w:val="1"/>
-    </w:lvlOverride>
-    <w:lvlOverride w:ilvl="5">
-      <w:startOverride w:val="1"/>
-    </w:lvlOverride>
-    <w:lvlOverride w:ilvl="6">
-      <w:startOverride w:val="1"/>
-    </w:lvlOverride>
-    <w:lvlOverride w:ilvl="7">
-      <w:startOverride w:val="1"/>
-    </w:lvlOverride>
-    <w:lvlOverride w:ilvl="8">
-      <w:startOverride w:val="1"/>
-    </w:lvlOverride>
-  </w:num>
-  <w:num w:numId="1007">
-    <w:abstractNumId w:val="99721"/>
-    <w:lvlOverride w:ilvl="0">
-      <w:startOverride w:val="1"/>
-    </w:lvlOverride>
-    <w:lvlOverride w:ilvl="1">
-      <w:startOverride w:val="1"/>
-    </w:lvlOverride>
-    <w:lvlOverride w:ilvl="2">
-      <w:startOverride w:val="1"/>
-    </w:lvlOverride>
-    <w:lvlOverride w:ilvl="3">
-      <w:startOverride w:val="1"/>
-    </w:lvlOverride>
-    <w:lvlOverride w:ilvl="4">
-      <w:startOverride w:val="1"/>
-    </w:lvlOverride>
-    <w:lvlOverride w:ilvl="5">
-      <w:startOverride w:val="1"/>
-    </w:lvlOverride>
-    <w:lvlOverride w:ilvl="6">
-      <w:startOverride w:val="1"/>
-    </w:lvlOverride>
-    <w:lvlOverride w:ilvl="7">
-      <w:startOverride w:val="1"/>
-    </w:lvlOverride>
-    <w:lvlOverride w:ilvl="8">
-      <w:startOverride w:val="1"/>
-    </w:lvlOverride>
-  </w:num>
-  <w:num w:numId="1008">
-    <w:abstractNumId w:val="99721"/>
-    <w:lvlOverride w:ilvl="0">
-      <w:startOverride w:val="1"/>
-    </w:lvlOverride>
-    <w:lvlOverride w:ilvl="1">
-      <w:startOverride w:val="1"/>
-    </w:lvlOverride>
-    <w:lvlOverride w:ilvl="2">
-      <w:startOverride w:val="1"/>
-    </w:lvlOverride>
-    <w:lvlOverride w:ilvl="3">
-      <w:startOverride w:val="1"/>
-    </w:lvlOverride>
-    <w:lvlOverride w:ilvl="4">
-      <w:startOverride w:val="1"/>
-    </w:lvlOverride>
-    <w:lvlOverride w:ilvl="5">
-      <w:startOverride w:val="1"/>
-    </w:lvlOverride>
-    <w:lvlOverride w:ilvl="6">
-      <w:startOverride w:val="1"/>
-    </w:lvlOverride>
-    <w:lvlOverride w:ilvl="7">
-      <w:startOverride w:val="1"/>
-    </w:lvlOverride>
-    <w:lvlOverride w:ilvl="8">
-      <w:startOverride w:val="1"/>
-    </w:lvlOverride>
-  </w:num>
-  <w:num w:numId="1009">
-    <w:abstractNumId w:val="99721"/>
-    <w:lvlOverride w:ilvl="0">
-      <w:startOverride w:val="1"/>
-    </w:lvlOverride>
-    <w:lvlOverride w:ilvl="1">
-      <w:startOverride w:val="1"/>
-    </w:lvlOverride>
-    <w:lvlOverride w:ilvl="2">
-      <w:startOverride w:val="1"/>
-    </w:lvlOverride>
-    <w:lvlOverride w:ilvl="3">
-      <w:startOverride w:val="1"/>
-    </w:lvlOverride>
-    <w:lvlOverride w:ilvl="4">
-      <w:startOverride w:val="1"/>
-    </w:lvlOverride>
-    <w:lvlOverride w:ilvl="5">
-      <w:startOverride w:val="1"/>
-    </w:lvlOverride>
-    <w:lvlOverride w:ilvl="6">
-      <w:startOverride w:val="1"/>
-    </w:lvlOverride>
-    <w:lvlOverride w:ilvl="7">
-      <w:startOverride w:val="1"/>
-    </w:lvlOverride>
-    <w:lvlOverride w:ilvl="8">
-      <w:startOverride w:val="1"/>
-    </w:lvlOverride>
-  </w:num>
-  <w:num w:numId="1010">
-    <w:abstractNumId w:val="99721"/>
-    <w:lvlOverride w:ilvl="0">
-      <w:startOverride w:val="1"/>
-    </w:lvlOverride>
-    <w:lvlOverride w:ilvl="1">
-      <w:startOverride w:val="1"/>
-    </w:lvlOverride>
-    <w:lvlOverride w:ilvl="2">
-      <w:startOverride w:val="1"/>
-    </w:lvlOverride>
-    <w:lvlOverride w:ilvl="3">
-      <w:startOverride w:val="1"/>
-    </w:lvlOverride>
-    <w:lvlOverride w:ilvl="4">
-      <w:startOverride w:val="1"/>
-    </w:lvlOverride>
-    <w:lvlOverride w:ilvl="5">
-      <w:startOverride w:val="1"/>
-    </w:lvlOverride>
-    <w:lvlOverride w:ilvl="6">
-      <w:startOverride w:val="1"/>
-    </w:lvlOverride>
-    <w:lvlOverride w:ilvl="7">
-      <w:startOverride w:val="1"/>
-    </w:lvlOverride>
-    <w:lvlOverride w:ilvl="8">
-      <w:startOverride w:val="1"/>
-    </w:lvlOverride>
-  </w:num>
-  <w:num w:numId="1011">
-    <w:abstractNumId w:val="99721"/>
-    <w:lvlOverride w:ilvl="0">
-      <w:startOverride w:val="1"/>
-    </w:lvlOverride>
-    <w:lvlOverride w:ilvl="1">
-      <w:startOverride w:val="1"/>
-    </w:lvlOverride>
-    <w:lvlOverride w:ilvl="2">
-      <w:startOverride w:val="1"/>
-    </w:lvlOverride>
-    <w:lvlOverride w:ilvl="3">
-      <w:startOverride w:val="1"/>
-    </w:lvlOverride>
-    <w:lvlOverride w:ilvl="4">
-      <w:startOverride w:val="1"/>
-    </w:lvlOverride>
-    <w:lvlOverride w:ilvl="5">
-      <w:startOverride w:val="1"/>
-    </w:lvlOverride>
-    <w:lvlOverride w:ilvl="6">
-      <w:startOverride w:val="1"/>
-    </w:lvlOverride>
-    <w:lvlOverride w:ilvl="7">
-      <w:startOverride w:val="1"/>
-    </w:lvlOverride>
-    <w:lvlOverride w:ilvl="8">
-      <w:startOverride w:val="1"/>
-    </w:lvlOverride>
-  </w:num>
-  <w:num w:numId="1012">
-    <w:abstractNumId w:val="99721"/>
-    <w:lvlOverride w:ilvl="0">
-      <w:startOverride w:val="1"/>
-    </w:lvlOverride>
-    <w:lvlOverride w:ilvl="1">
-      <w:startOverride w:val="1"/>
-    </w:lvlOverride>
-    <w:lvlOverride w:ilvl="2">
-      <w:startOverride w:val="1"/>
-    </w:lvlOverride>
-    <w:lvlOverride w:ilvl="3">
-      <w:startOverride w:val="1"/>
-    </w:lvlOverride>
-    <w:lvlOverride w:ilvl="4">
-      <w:startOverride w:val="1"/>
-    </w:lvlOverride>
-    <w:lvlOverride w:ilvl="5">
-      <w:startOverride w:val="1"/>
-    </w:lvlOverride>
-    <w:lvlOverride w:ilvl="6">
-      <w:startOverride w:val="1"/>
-    </w:lvlOverride>
-    <w:lvlOverride w:ilvl="7">
-      <w:startOverride w:val="1"/>
-    </w:lvlOverride>
-    <w:lvlOverride w:ilvl="8">
-      <w:startOverride w:val="1"/>
-    </w:lvlOverride>
-  </w:num>
-  <w:num w:numId="1013">
-    <w:abstractNumId w:val="99721"/>
     <w:lvlOverride w:ilvl="0">
       <w:startOverride w:val="1"/>
     </w:lvlOverride>
